--- a/docs/downloads/منوعات/doc_0684.docx
+++ b/docs/downloads/منوعات/doc_0684.docx
@@ -4,8 +4,11 @@
   <w:body>
     <w:p>
       <w:pPr>
-        <w:rPr>
-          <w:rtl/>
+        <w:bidi/>
+        <w:jc w:val="both"/>
+        <w:rPr>
+          <w:rtl/>
+          <w:lang w:val="en-US" w:bidi="ar-EG"/>
         </w:rPr>
       </w:pPr>
       <w:hyperlink r:id="rId4" w:history="1">
@@ -14,41 +17,81 @@
             <w:rStyle w:val="Hyperlink"/>
             <w:rFonts w:hint="cs"/>
             <w:rtl/>
+            <w:lang w:val="en-US" w:bidi="ar-EG"/>
           </w:rPr>
-          <w:t>السهر والصلاة</w:t>
+          <w:t>الكنيسة المأخوذة في سفر الرؤيا قبل الأقضية</w:t>
         </w:r>
       </w:hyperlink>
     </w:p>
     <w:p>
       <w:pPr>
-        <w:rPr>
-          <w:rtl/>
+        <w:bidi/>
+        <w:jc w:val="both"/>
+        <w:rPr>
+          <w:rtl/>
+          <w:lang w:val="en-US" w:bidi="ar-EG"/>
         </w:rPr>
       </w:pPr>
       <w:r>
         <w:rPr>
-          <w:rFonts w:hint="cs"/>
-          <w:rtl/>
-        </w:rPr>
-        <w:t>دعونا اليوم نتكلم عن موضوع عملي ولكنه في غاية الأهمية عن السهر والصلاة.</w:t>
+          <w:lang w:val="en-US" w:bidi="ar-EG"/>
+        </w:rPr>
+        <w:t>W. Trotter</w:t>
       </w:r>
     </w:p>
     <w:p>
       <w:pPr>
-        <w:rPr>
-          <w:rtl/>
+        <w:bidi/>
+        <w:jc w:val="both"/>
+        <w:rPr>
+          <w:rtl/>
+          <w:lang w:val="en-US" w:bidi="ar-EG"/>
         </w:rPr>
       </w:pPr>
       <w:r>
         <w:rPr>
           <w:rFonts w:hint="cs"/>
           <w:rtl/>
-        </w:rPr>
-        <w:t xml:space="preserve">لنفترض لو أننا عرفنا عن يقين بأنه هنالك سارق يجول حول بيتنا يحاول أن يسرق كل ما نملكه </w:t>
-      </w:r>
-      <w:r>
-        <w:rPr>
-          <w:rtl/>
+          <w:lang w:val="en-US" w:bidi="ar-EG"/>
+        </w:rPr>
+        <w:t>كثيرًا ما تظهر صعوبة لدارس النبوة حال أن يعبر عتبة أول دراساته. هذه الدراسات يمكنها أن تقنعه تمامًا، بأن مجيء الرب الثاني سيسبق المُلك الـ 1000 عام وهو سيُدخله إلى المشهد، في أن اليهود سيُعاد تشكيلهم في بلادهم، وسيضطر جزء منهم هناك أن يجتاز أعلى مستوى من الخوف. ويمكن للمرء أن يفهم، بأن هذا الخوف سيصل أقصى درجاته، عندما ستجتمع جميع الأمم على أورشليم؛ من ثم، أن هذه الأمم المجتمعة ستوقفهم يد ربنا يسوع بنفسه في ظهوره من السماء في لهيب نار. وأن مجيئه سيأتي بخلاص اليهود المظلومين، وذلك في ذات اللحظة التي سيُدخلهم المقاومون في حيرة ويُخربونهم. أخيرًا يمكن للمرء أن يعترف تمامًا،</w:t>
+      </w:r>
+      <w:r>
+        <w:rPr>
+          <w:rFonts w:hint="cs"/>
+          <w:rtl/>
+          <w:lang w:val="en-US" w:bidi="ar-EG"/>
+        </w:rPr>
+        <w:t xml:space="preserve"> </w:t>
+      </w:r>
+      <w:r>
+        <w:rPr>
+          <w:rFonts w:hint="cs"/>
+          <w:rtl/>
+          <w:lang w:val="en-US" w:bidi="ar-EG"/>
+        </w:rPr>
+        <w:t xml:space="preserve">بحسب كل ما يخبرنا به العهد الجديد، </w:t>
+      </w:r>
+      <w:r>
+        <w:rPr>
+          <w:rFonts w:hint="cs"/>
+          <w:rtl/>
+          <w:lang w:val="en-US" w:bidi="ar-EG"/>
+        </w:rPr>
+        <w:t xml:space="preserve">أن </w:t>
+      </w:r>
+      <w:r>
+        <w:rPr>
+          <w:rFonts w:hint="cs"/>
+          <w:rtl/>
+          <w:lang w:val="en-US" w:bidi="ar-EG"/>
+        </w:rPr>
+        <w:t xml:space="preserve">الرجاء المُقدم لنا نحن المسيحيين، هو مجيء ربنا يسوع المسيح؛ كيما نُنتذر، ونتأمل هذه الحقيقة العظيمة، ونعجّلها بلجاجة طلباتنا وأناتنا وأن ننتظر بصبر؛ - باختصار، بأن تكون حالة نفوسنا الاعتيادية هي حالة انتظار دائم لهذا الحدث المجيد. لكن هنا تبرز الصعوبة، التي قد تكلمت عنها. ربما سيقول دارس النبوة: "إن كانت ستحدث سلسلة كاملة من الوقائع قبل مجيء الرب إلى الأرض، إن كان اليهود سيعودون إلى بلادهم، وستجتمع الأمم عليهم، وسيأتي زمن الضيقة لا يماثله زمن، الختوم، الأبواق وجامات سفر الرؤيا ستجتاز مجرياتها الأقضية وسيلي جميع هذه الأحداث مجيء الرب </w:t>
+      </w:r>
+      <w:r>
+        <w:rPr>
+          <w:rtl/>
+          <w:lang w:val="en-US" w:bidi="ar-EG"/>
         </w:rPr>
         <w:t>–</w:t>
       </w:r>
@@ -56,537 +99,559 @@
         <w:rPr>
           <w:rFonts w:hint="cs"/>
           <w:rtl/>
-        </w:rPr>
-        <w:t xml:space="preserve"> أننا نكون على عِلم بأنه هنالك بعض الناس الوقحين يتربصون لنا في عداء بلا رحمة، ليؤذوننا دون توقف. فما الذي سنفعله عندها؟ إننا عندها سنكون محترسين دون توقف. إننا كنا سنتخذ كل وسائل الوقاية لكي نبقى قدر المستطاع تحت الحفظ.</w:t>
+          <w:lang w:val="en-US" w:bidi="ar-EG"/>
+        </w:rPr>
+        <w:t xml:space="preserve"> كيف يمكننا نحن، إذ أننا لا زلنا لا نرى أمامنا مبتدأ </w:t>
+      </w:r>
+      <w:r>
+        <w:rPr>
+          <w:rFonts w:hint="cs"/>
+          <w:rtl/>
+          <w:lang w:val="en-US" w:bidi="ar-EG"/>
+        </w:rPr>
+        <w:t>واحدة</w:t>
+      </w:r>
+      <w:r>
+        <w:rPr>
+          <w:rFonts w:hint="cs"/>
+          <w:rtl/>
+          <w:lang w:val="en-US" w:bidi="ar-EG"/>
+        </w:rPr>
+        <w:t xml:space="preserve"> منها، أن نتوقع مجيء الرب وذلك في طريقة راشدة؟ إنها تلك الأحداث الممهدة التي بإمكاننا أن ننتظرها؛ لكن إلى أن تبدأ، إلى أن تظهر، لا يسعنا إلا أن ننظر عبرها ذاك الذي نحن نعلم بأنه سي</w:t>
+      </w:r>
+      <w:r>
+        <w:rPr>
+          <w:rFonts w:hint="cs"/>
+          <w:rtl/>
+          <w:lang w:val="en-US" w:bidi="ar-EG"/>
+        </w:rPr>
+        <w:t>حدد</w:t>
+      </w:r>
+      <w:r>
+        <w:rPr>
+          <w:rFonts w:hint="cs"/>
+          <w:rtl/>
+          <w:lang w:val="en-US" w:bidi="ar-EG"/>
+        </w:rPr>
+        <w:t xml:space="preserve"> لها </w:t>
+      </w:r>
+      <w:r>
+        <w:rPr>
+          <w:rFonts w:hint="cs"/>
+          <w:rtl/>
+          <w:lang w:val="en-US" w:bidi="ar-EG"/>
+        </w:rPr>
+        <w:t>غايتها</w:t>
+      </w:r>
+      <w:r>
+        <w:rPr>
+          <w:rFonts w:hint="cs"/>
+          <w:rtl/>
+          <w:lang w:val="en-US" w:bidi="ar-EG"/>
+        </w:rPr>
+        <w:t>. لكن كيف يمكننا أن نأخذ موقف توقع دائم للرب، إن كان مجيئه سيسبقه هذا الكم من الوقائع، التي لم تحدث بعد؟" إني أعتقد بأني قد عرضت هنا المشكلة بكل قوتها، وهذه السطور مخصصة لفحص وحل هذه المشكلة بقدر ما يتيح لي فهمي</w:t>
+      </w:r>
+      <w:r>
+        <w:rPr>
+          <w:rFonts w:hint="cs"/>
+          <w:rtl/>
+          <w:lang w:val="en-US" w:bidi="ar-EG"/>
+        </w:rPr>
+        <w:t xml:space="preserve"> </w:t>
+      </w:r>
+      <w:r>
+        <w:rPr>
+          <w:rFonts w:hint="cs"/>
+          <w:rtl/>
+          <w:lang w:val="en-US" w:bidi="ar-EG"/>
+        </w:rPr>
+        <w:t>للكتاب في الوقت الحاضر.</w:t>
       </w:r>
     </w:p>
     <w:p>
       <w:pPr>
-        <w:rPr>
-          <w:rtl/>
+        <w:bidi/>
+        <w:jc w:val="both"/>
+        <w:rPr>
+          <w:rtl/>
+          <w:lang w:val="en-US" w:bidi="ar-EG"/>
         </w:rPr>
       </w:pPr>
       <w:r>
         <w:rPr>
           <w:rFonts w:hint="cs"/>
           <w:rtl/>
-        </w:rPr>
-        <w:t>هكذا مدعو المسيحي بأن يسهر دون انقطاع في الكلمة، ليس فقط في أيام الخطر، وإنما في كل حين، في كل طريقه هنا على الأرض إلى أن يصل إلى السماء، حيث لن يكون للسهر احتياج فيما بعد.</w:t>
+          <w:lang w:val="en-US" w:bidi="ar-EG"/>
+        </w:rPr>
+        <w:t>أولاً أود بأن أذكّر بأن الصعوبات لا تبرر عدم الإيمان. عندما أُعلن في العهد الجديد بوضوح، بأن موقفنا كمسيحيين عليه أن يكون بأن ننتظر ربنا على نحو دائم، فعلى الإيمان أن يقبل ويستوعب الإعلان مهما كانت الصعوبة التي تحيط به. الآن، أي إنسان يعرف كلمة الله يمكنه أن يُدخل الشك في مثل هذا الإعلان؟ إن ربنا يسوع بنفسه كان قد أشار إلى الموقف الذي يتمنى بأن يرى فيه شعبه عند مجيئه: "</w:t>
+      </w:r>
+      <w:r>
+        <w:rPr>
+          <w:rtl/>
+          <w:lang w:val="en-US" w:bidi="ar-EG"/>
+        </w:rPr>
+        <w:t xml:space="preserve"> وَأَنْتُمْ مِثْلُ أُنَاسٍ يَنْتَظِرُونَ سَيِّدَهُمْ مَتَى يَرْجعُ مِنَ الْعُرْسِ، حَتَّى إِذَا جَاءَ وَقَرَعَ يَفْتَحُونَ لَهُ لِلْوَقْتِ.</w:t>
+      </w:r>
+      <w:r>
+        <w:rPr>
+          <w:rFonts w:hint="cs"/>
+          <w:rtl/>
+          <w:lang w:val="en-US" w:bidi="ar-EG"/>
+        </w:rPr>
+        <w:t>" (لوقا 12: 36). إن الضمان المحدد الذي يمنحه لتلاميذه ليعزيهم في وداعه القريب: "</w:t>
+      </w:r>
+      <w:r>
+        <w:rPr>
+          <w:rtl/>
+        </w:rPr>
+        <w:t xml:space="preserve"> </w:t>
+      </w:r>
+      <w:r>
+        <w:rPr>
+          <w:rtl/>
+          <w:lang w:val="en-US" w:bidi="ar-EG"/>
+        </w:rPr>
+        <w:t>وَإِنْ مَضَيْتُ وَأَعْدَدْتُ لَكُمْ مَكَانًا آتِي أَيْضًا وَآخُذُكُمْ إِلَيَّ، حَتَّى حَيْثُ أَكُونُ أَنَا تَكُونُونَ أَنْتُمْ أَيْضًا،</w:t>
+      </w:r>
+      <w:r>
+        <w:rPr>
+          <w:rFonts w:hint="cs"/>
+          <w:rtl/>
+          <w:lang w:val="en-US" w:bidi="ar-EG"/>
+        </w:rPr>
+        <w:t>" (يوحنا 14: 3). الحقيقة الأولى التي أُخبرت لنفس التلاميذ، من بعد وداع الرب، حينما تبعوه بعيونهم وكانوا لا يزالون يسعون بأن يروه مجتازًا السحاب التي صعد فوقها نحو السماء، هي ضمان عودته: "</w:t>
+      </w:r>
+      <w:r>
+        <w:rPr>
+          <w:rtl/>
+        </w:rPr>
+        <w:t xml:space="preserve"> </w:t>
+      </w:r>
+      <w:r>
+        <w:rPr>
+          <w:rtl/>
+          <w:lang w:val="en-US" w:bidi="ar-EG"/>
+        </w:rPr>
+        <w:t>إِنَّ يَسُوعَ هذَا الَّذِي ارْتَفَعَ عَنْكُمْ إِلَى السَّمَاءِ سَيَأْتِي هكَذَا كَمَا رَأَيْتُمُوهُ مُنْطَلِقًا إِلَى السَّمَاءِ</w:t>
+      </w:r>
+      <w:r>
+        <w:rPr>
+          <w:rFonts w:hint="cs"/>
+          <w:rtl/>
+          <w:lang w:val="en-US" w:bidi="ar-EG"/>
+        </w:rPr>
+        <w:t>" (أعمال الرسل 1: 11).</w:t>
       </w:r>
     </w:p>
     <w:p>
       <w:pPr>
-        <w:rPr>
-          <w:rtl/>
+        <w:bidi/>
+        <w:jc w:val="both"/>
+        <w:rPr>
+          <w:rtl/>
+          <w:lang w:val="en-US" w:bidi="ar-AE"/>
         </w:rPr>
       </w:pPr>
       <w:r>
         <w:rPr>
           <w:rFonts w:hint="cs"/>
           <w:rtl/>
-        </w:rPr>
-        <w:t>فلماذا إذًا؟ ربما أملاك</w:t>
-      </w:r>
-      <w:r>
-        <w:rPr>
-          <w:rFonts w:hint="cs"/>
-          <w:rtl/>
-        </w:rPr>
-        <w:t>ه</w:t>
-      </w:r>
-      <w:r>
-        <w:rPr>
-          <w:rFonts w:hint="cs"/>
-          <w:rtl/>
-        </w:rPr>
-        <w:t xml:space="preserve"> المادية ليست معرضة للخطر أبدًا، وليس لقلب</w:t>
-      </w:r>
-      <w:r>
-        <w:rPr>
-          <w:rFonts w:hint="cs"/>
-          <w:rtl/>
-        </w:rPr>
-        <w:t>ه</w:t>
-      </w:r>
-      <w:r>
-        <w:rPr>
-          <w:rFonts w:hint="cs"/>
-          <w:rtl/>
-        </w:rPr>
-        <w:t xml:space="preserve"> أن يبقى متعلقًا بذلك. </w:t>
-      </w:r>
-      <w:r>
-        <w:rPr>
-          <w:rFonts w:hint="cs"/>
-          <w:rtl/>
-        </w:rPr>
-        <w:t>كما</w:t>
-      </w:r>
-      <w:r>
-        <w:rPr>
-          <w:rFonts w:hint="cs"/>
+          <w:lang w:val="en-US" w:bidi="ar-EG"/>
+        </w:rPr>
+        <w:t xml:space="preserve">إن مؤمني كورنثوس لم يكونوا ناقصين </w:t>
+      </w:r>
+      <w:r>
+        <w:rPr>
+          <w:rFonts w:hint="cs"/>
+          <w:rtl/>
+          <w:lang w:val="en-US" w:bidi="ar-EG"/>
+        </w:rPr>
+        <w:t>في</w:t>
+      </w:r>
+      <w:r>
+        <w:rPr>
+          <w:rFonts w:hint="cs"/>
+          <w:rtl/>
+          <w:lang w:val="en-US" w:bidi="ar-EG"/>
+        </w:rPr>
+        <w:t xml:space="preserve"> أية موهبة من هبات النعمة، - "</w:t>
+      </w:r>
+      <w:r>
+        <w:rPr>
           <w:rtl/>
         </w:rPr>
         <w:t xml:space="preserve"> </w:t>
       </w:r>
       <w:r>
         <w:rPr>
-          <w:rFonts w:hint="cs"/>
-          <w:rtl/>
-        </w:rPr>
-        <w:t>وأنه، بقدر ما هو متعلق به، سيعيش مع الناس في سلام، حتى أنه لن يكون عنده الكثير من الأعداء</w:t>
-      </w:r>
-      <w:r>
-        <w:rPr>
-          <w:rFonts w:hint="cs"/>
+          <w:rtl/>
+          <w:lang w:val="en-US" w:bidi="ar-EG"/>
+        </w:rPr>
+        <w:t>حَتَّى إِنَّكُمْ لَسْتُمْ نَاقِصِينَ فِي مَوْهِبَةٍ مَا، وَأَنْتُمْ مُتَوَقِّعُونَ اسْتِعْلاَنَ رَبِّنَا يَسُوعَ الْمَسِيحِ،</w:t>
+      </w:r>
+      <w:r>
+        <w:rPr>
+          <w:rFonts w:hint="cs"/>
+          <w:rtl/>
+          <w:lang w:val="en-US" w:bidi="ar-EG"/>
+        </w:rPr>
+        <w:t>" (1. كورنثوس 1: 7). إن الرسول يقول عن نفسه وعن إخوته في الرب: "</w:t>
+      </w:r>
+      <w:r>
+        <w:rPr>
           <w:rtl/>
         </w:rPr>
         <w:t xml:space="preserve"> </w:t>
       </w:r>
       <w:r>
         <w:rPr>
-          <w:rFonts w:hint="cs"/>
-          <w:rtl/>
-        </w:rPr>
-        <w:t>كإنسان.</w:t>
+          <w:rtl/>
+          <w:lang w:val="en-US" w:bidi="ar-EG"/>
+        </w:rPr>
+        <w:t>هُوَذَا سِرٌّ أَقُولُهُ لَكُمْ: لاَ نَرْقُدُ كُلُّنَا، وَلكِنَّنَا كُلَّنَا نَتَغَيَّرُ،  52 فِي لَحْظَةٍ فِي طَرْفَةِ عَيْنٍ، عِنْدَ الْبُوقِ الأَخِيرِ. فَإِنَّهُ سَيُبَوَّقُ، فَيُقَامُ الأَمْوَاتُ عَدِيمِي فَسَادٍ، وَنَحْنُ نَتَغَيَّرُ.</w:t>
+      </w:r>
+      <w:r>
+        <w:rPr>
+          <w:rFonts w:hint="cs"/>
+          <w:rtl/>
+          <w:lang w:val="en-US" w:bidi="ar-EG"/>
+        </w:rPr>
+        <w:t>" (1. كورنثوس 15: 51. 52). هو يوضح، بأن ما ينتظره هو وإخوته ويتمنونه، ليس "</w:t>
+      </w:r>
+      <w:r>
+        <w:rPr>
+          <w:rtl/>
+        </w:rPr>
+        <w:t xml:space="preserve"> </w:t>
+      </w:r>
+      <w:r>
+        <w:rPr>
+          <w:rtl/>
+          <w:lang w:val="en-US" w:bidi="ar-EG"/>
+        </w:rPr>
+        <w:t>أَنْ نَخْلَعَهَا بَلْ أَنْ نَلْبَسَ فَوْقَهَا، لِكَيْ يُبْتَلَعَ الْمَائِتُ مِنَ الْحَيَاةِ.</w:t>
+      </w:r>
+      <w:r>
+        <w:rPr>
+          <w:rFonts w:hint="cs"/>
+          <w:rtl/>
+          <w:lang w:val="en-US" w:bidi="ar-EG"/>
+        </w:rPr>
+        <w:t>" (2. كورنثوس 5: 4). "</w:t>
+      </w:r>
+      <w:r>
+        <w:rPr>
+          <w:rtl/>
+          <w:lang w:val="en-US" w:bidi="ar-EG"/>
+        </w:rPr>
+        <w:t xml:space="preserve"> فَإِنَّ سِيرَتَنَا نَحْنُ هِيَ فِي السَّمَاوَاتِ، الَّتِي مِنْهَا أَيْضًا </w:t>
+      </w:r>
+      <w:r>
+        <w:rPr>
+          <w:rtl/>
+          <w:lang w:val="en-US" w:bidi="ar-EG"/>
+        </w:rPr>
+        <w:lastRenderedPageBreak/>
+        <w:t>نَنْتَظِرُ مُخَلِّصًا هُوَ الرَّبُّ يَسُوعُ الْمَسِيحُ،</w:t>
+      </w:r>
+      <w:r>
+        <w:rPr>
+          <w:rFonts w:hint="cs"/>
+          <w:rtl/>
+          <w:lang w:val="en-US" w:bidi="ar-EG"/>
+        </w:rPr>
+        <w:t xml:space="preserve"> </w:t>
+      </w:r>
+      <w:r>
+        <w:rPr>
+          <w:rtl/>
+          <w:lang w:val="en-US" w:bidi="ar-EG"/>
+        </w:rPr>
+        <w:t>الَّذِي سَيُغَيِّرُ شَكْلَ جَسَدِ تَوَاضُعِنَا لِيَكُونَ عَلَى صُورَةِ جَسَدِ مَجْدِهِ، بِحَسَبِ عَمَلِ اسْتِطَاعَتِهِ أَنْ يُخْضِعَ لِنَفْسِهِ كُلَّ شَيْءٍ.</w:t>
+      </w:r>
+      <w:r>
+        <w:rPr>
+          <w:rFonts w:hint="cs"/>
+          <w:rtl/>
+          <w:lang w:val="en-US" w:bidi="ar-EG"/>
+        </w:rPr>
+        <w:t xml:space="preserve"> " (فيلبي 3: 20، 21). وكان بالإمكان إقناع أهل تسالونيكي: "</w:t>
+      </w:r>
+      <w:r>
+        <w:rPr>
+          <w:rtl/>
+        </w:rPr>
+        <w:t xml:space="preserve"> </w:t>
+      </w:r>
+      <w:r>
+        <w:rPr>
+          <w:rtl/>
+          <w:lang w:val="en-US" w:bidi="ar-EG"/>
+        </w:rPr>
+        <w:t>لأَنَّهُمْ هُمْ يُخْبِرُونَ عَنَّا، أَيُّ دُخُول كَانَ لَنَا إِلَيْكُمْ، وَكَيْفَ رَجَعْتُمْ إِلَى اللهِ مِنَ الأَوْثَانِ، لِتَعْبُدُوا اللهَ الْحَيَّ الْحَقِيقِيَّ، وَتَنْتَظِرُوا ابْنَهُ مِنَ السَّمَاءِ، الَّذِي أَقَامَهُ مِنَ الأَمْوَاتِ، يَسُوعَ، الَّذِي يُنْقِذُنَا مِنَ الْغَضَبِ الآتِي.</w:t>
+      </w:r>
+      <w:r>
+        <w:rPr>
+          <w:rFonts w:hint="cs"/>
+          <w:rtl/>
+          <w:lang w:val="en-US" w:bidi="ar-EG"/>
+        </w:rPr>
+        <w:t>" (1, تسالونيكي 1: 9، 10).</w:t>
+      </w:r>
+      <w:r>
+        <w:rPr>
+          <w:rFonts w:hint="cs"/>
+          <w:rtl/>
+          <w:lang w:val="en-US" w:bidi="ar-AE"/>
+        </w:rPr>
+        <w:t xml:space="preserve"> في أي شكل من الأشكال مجيء الرب </w:t>
+      </w:r>
+      <w:r>
+        <w:rPr>
+          <w:rFonts w:hint="cs"/>
+          <w:rtl/>
+          <w:lang w:val="en-US" w:bidi="ar-AE"/>
+        </w:rPr>
+        <w:t xml:space="preserve">مذكور </w:t>
+      </w:r>
+      <w:r>
+        <w:rPr>
+          <w:rFonts w:hint="cs"/>
+          <w:rtl/>
+          <w:lang w:val="en-US" w:bidi="ar-AE"/>
+        </w:rPr>
+        <w:t>في كل إصحاحات هذه الرسالة. إن الكلمات المذكورة مرتين في إصحاح 4: "</w:t>
+      </w:r>
+      <w:r>
+        <w:rPr>
+          <w:rtl/>
+          <w:lang w:val="en-US" w:bidi="ar-AE"/>
+        </w:rPr>
+        <w:t>إِنَّنَا نَحْنُ الأَحْيَاءَ الْبَاقِينَ</w:t>
+      </w:r>
+      <w:r>
+        <w:rPr>
+          <w:rFonts w:hint="cs"/>
+          <w:rtl/>
+          <w:lang w:val="en-US" w:bidi="ar-AE"/>
+        </w:rPr>
+        <w:t>" (1, تسالونيكي 4: 15 ، 17) تُشير بوضوح كاف، ما هو الموقف الذي يليق بالكنيسة. إنه كان سيكون من السهل كثيرًا على بولس، لو كان فكر الرب بأن يقول: "إن آمنا بأن الرب مات وقام، فالله سيحضرنا نحن الذين سنرقد أيضًا معه بواسطة الرب. لأننا نقول لكم هذا في كلمة الرب، أننا نحن الأحياء، الباقين إلى مجيء الرب، لا نسبق الراقدين أبدًا". لماذ</w:t>
+      </w:r>
+      <w:r>
+        <w:rPr>
+          <w:rFonts w:hint="cs"/>
+          <w:rtl/>
+          <w:lang w:val="en-US" w:bidi="ar-AE"/>
+        </w:rPr>
+        <w:t>ا</w:t>
+      </w:r>
+      <w:r>
+        <w:rPr>
+          <w:rFonts w:hint="cs"/>
+          <w:rtl/>
+          <w:lang w:val="en-US" w:bidi="ar-AE"/>
+        </w:rPr>
+        <w:t xml:space="preserve"> هو لا يتكلم بهذه الصورة؟ بالتأكيد، لأنه كان بحسب مشيئة الرب أن قديسيه </w:t>
+      </w:r>
+      <w:r>
+        <w:rPr>
+          <w:rFonts w:hint="cs"/>
+          <w:rtl/>
+          <w:lang w:val="en-US" w:bidi="ar-AE"/>
+        </w:rPr>
+        <w:t>انتظروه على الدوام. إن الرسول لم يكن باستطاعته أن يقول ولا أحد منا الآن يمكنه أن يقول، بأننا يقينًا سنكون من بين تعداد الأحياء والباقين. إن الرسول علم فيما بعد ذلك وبإعلان خاص، أن لن يبقى إلى ذلك الحين. ومن الممكن أن يكون هذا معنا نحن أيضًا. من الممكن أن الرب سيتأخر إلى أننا جميعنا نرقد فيه؛ لكن لافتقارنا لإعلانات محددة في هذا الموضوع على الإيمان أن يقول كما في هذا الموضع: "</w:t>
+      </w:r>
+      <w:r>
+        <w:rPr>
+          <w:rtl/>
+        </w:rPr>
+        <w:t xml:space="preserve"> </w:t>
+      </w:r>
+      <w:r>
+        <w:rPr>
+          <w:rtl/>
+          <w:lang w:val="en-US" w:bidi="ar-AE"/>
+        </w:rPr>
+        <w:t>إِنَّنَا نَحْنُ الأَحْيَاءَ الْبَاقِينَ</w:t>
+      </w:r>
+      <w:r>
+        <w:rPr>
+          <w:rFonts w:hint="cs"/>
+          <w:rtl/>
+          <w:lang w:val="en-US" w:bidi="ar-AE"/>
+        </w:rPr>
+        <w:t>". إن الإيمان يضعنا حيث يتمنى الرب بأن يرانا، أي في انتظار وسهر دائم. إن العذارى سيتقابلن مع العريس، وإن كان الإيمان سيُمتحن أيضًا، عندما سيبدو أن غاية الرجاء قد تأجّل، فليس لنا أن نقول: "سيدي يبطئ قدومه". إن الرسول يطلب "</w:t>
+      </w:r>
+      <w:r>
+        <w:rPr>
+          <w:rtl/>
+          <w:lang w:val="en-US" w:bidi="ar-AE"/>
+        </w:rPr>
+        <w:t xml:space="preserve"> وَالرَّبُّ يَهْدِي قُلُوبَكُمْ إِلَى مَحَبَّةِ اللهِ، وَإِلَى صَبْرِ الْمَسِيحِ.</w:t>
+      </w:r>
+      <w:r>
+        <w:rPr>
+          <w:rFonts w:hint="cs"/>
+          <w:rtl/>
+          <w:lang w:val="en-US" w:bidi="ar-AE"/>
+        </w:rPr>
+        <w:t>" (2. ت</w:t>
+      </w:r>
+      <w:r>
+        <w:rPr>
+          <w:rFonts w:hint="cs"/>
+          <w:rtl/>
+          <w:lang w:val="en-US" w:bidi="ar-AE"/>
+        </w:rPr>
+        <w:t>س</w:t>
+      </w:r>
+      <w:r>
+        <w:rPr>
+          <w:rFonts w:hint="cs"/>
+          <w:rtl/>
+          <w:lang w:val="en-US" w:bidi="ar-AE"/>
+        </w:rPr>
+        <w:t xml:space="preserve">الونيكي 3: 5). هو يتكلم عن إكليل البر، </w:t>
+      </w:r>
+      <w:r>
+        <w:rPr>
+          <w:rFonts w:hint="cs"/>
+          <w:rtl/>
+          <w:lang w:val="en-US" w:bidi="ar-AE"/>
+        </w:rPr>
+        <w:t>"</w:t>
+      </w:r>
+      <w:r>
+        <w:rPr>
+          <w:rtl/>
+          <w:lang w:val="en-US" w:bidi="ar-AE"/>
+        </w:rPr>
+        <w:t>الَّذِي يَهَبُهُ لِي فِي ذلِكَ الْيَوْمِ، الرَّبُّ الدَّيَّانُ الْعَادِلُ، وَلَيْسَ لِي فَقَطْ، بَلْ لِجَمِيعِ الَّذِينَ يُحِبُّونَ ظُهُورَهُ أَيْضًا.</w:t>
+      </w:r>
+      <w:r>
+        <w:rPr>
+          <w:rFonts w:hint="cs"/>
+          <w:rtl/>
+          <w:lang w:val="en-US" w:bidi="ar-AE"/>
+        </w:rPr>
+        <w:t>" (2. تيموثاوس 4: 8). "</w:t>
+      </w:r>
+      <w:r>
+        <w:rPr>
+          <w:rtl/>
+          <w:lang w:val="en-US" w:bidi="ar-AE"/>
+        </w:rPr>
+        <w:t xml:space="preserve"> مُنْتَظِرِينَ الرَّجَاءَ الْمُبَارَكَ وَظُهُورَ مَجْدِ اللهِ الْعَظِيمِ وَمُخَلِّصِنَا يَسُوعَ الْمَسِيحِ،</w:t>
+      </w:r>
+      <w:r>
+        <w:rPr>
+          <w:rFonts w:hint="cs"/>
+          <w:rtl/>
+          <w:lang w:val="en-US" w:bidi="ar-AE"/>
+        </w:rPr>
+        <w:t>" (تيطس 2: 13). "</w:t>
+      </w:r>
+      <w:r>
+        <w:rPr>
+          <w:rtl/>
+        </w:rPr>
+        <w:t xml:space="preserve"> </w:t>
+      </w:r>
+      <w:r>
+        <w:rPr>
+          <w:rtl/>
+          <w:lang w:val="en-US" w:bidi="ar-AE"/>
+        </w:rPr>
+        <w:t>هكَذَا الْمَسِيحُ أَيْضًا، بَعْدَمَا قُدِّمَ مَرَّةً لِكَيْ يَحْمِلَ خَطَايَا كَثِيرِينَ، سَيَظْهَرُ ثَانِيَةً بِلاَ خَطِيَّةٍ لِلْخَلاَصِ لِلَّذِينَ يَنْتَظِرُونَهُ.</w:t>
+      </w:r>
+      <w:r>
+        <w:rPr>
+          <w:rFonts w:hint="cs"/>
+          <w:rtl/>
+          <w:lang w:val="en-US" w:bidi="ar-AE"/>
+        </w:rPr>
+        <w:t>" (عبرانيين 9: 28). ولكيلا نفقد عزيمتنا ولكيلا يجعل هدف الرجاء المؤجّل قلوبنا تكل، لنا تشجيع في هذا الوعد: "</w:t>
+      </w:r>
+      <w:r>
+        <w:rPr>
+          <w:rtl/>
+        </w:rPr>
+        <w:t xml:space="preserve"> </w:t>
+      </w:r>
+      <w:r>
+        <w:rPr>
+          <w:rtl/>
+          <w:lang w:val="en-US" w:bidi="ar-AE"/>
+        </w:rPr>
+        <w:t>أَنَّهُ بَعْدَ قَلِيل جِدًّا «سَيَأْتِي الآتِي وَلاَ يُبْطِئُ.</w:t>
+      </w:r>
+      <w:r>
+        <w:rPr>
+          <w:rFonts w:hint="cs"/>
+          <w:rtl/>
+          <w:lang w:val="en-US" w:bidi="ar-AE"/>
+        </w:rPr>
+        <w:t>" (عبرانيين 10: 37). مع أن بطرس علم من فم الرب نفسه، بأنه لن يبقى إلى حين عودته إلى الأرض، ومع أنه أُخبر بأية ميتة سيمجد بها الله، إلا أنه في رسالته لا توجد كلمة واحدة، تقود الذين كتب لهم أن يعتبروا فراقهم قبل عودة الرب كأمر يقيني. كلا، هو يوجه لهم ولنا أيضًا إنذارات مثل: "</w:t>
+      </w:r>
+      <w:r>
+        <w:rPr>
+          <w:rtl/>
+        </w:rPr>
+        <w:t xml:space="preserve"> </w:t>
+      </w:r>
+      <w:r>
+        <w:rPr>
+          <w:rtl/>
+          <w:lang w:val="en-US" w:bidi="ar-AE"/>
+        </w:rPr>
+        <w:t>مُنْتَظِرِينَ وَطَالِبِينَ سُرْعَةَ مَجِيءِ يَوْمِ الرَّبِّ</w:t>
+      </w:r>
+      <w:r>
+        <w:rPr>
+          <w:rFonts w:hint="cs"/>
+          <w:rtl/>
+          <w:lang w:val="en-US" w:bidi="ar-AE"/>
+        </w:rPr>
+        <w:t xml:space="preserve"> (الله)</w:t>
+      </w:r>
+      <w:r>
+        <w:rPr>
+          <w:rtl/>
+          <w:lang w:val="en-US" w:bidi="ar-AE"/>
+        </w:rPr>
+        <w:t>،</w:t>
+      </w:r>
+      <w:r>
+        <w:rPr>
+          <w:rFonts w:hint="cs"/>
+          <w:rtl/>
+          <w:lang w:val="en-US" w:bidi="ar-AE"/>
+        </w:rPr>
+        <w:t>" (2. بطرس 3: 12). هذه هي الطريقة التي يصف بها موقفنا في الرسالة الثانية.</w:t>
       </w:r>
     </w:p>
     <w:p>
       <w:pPr>
-        <w:rPr>
-          <w:rtl/>
+        <w:bidi/>
+        <w:jc w:val="both"/>
+        <w:rPr>
+          <w:rtl/>
+          <w:lang w:val="en-US" w:bidi="ar-AE"/>
         </w:rPr>
       </w:pPr>
       <w:r>
         <w:rPr>
-          <w:rFonts w:hint="cs"/>
-          <w:rtl/>
-        </w:rPr>
-        <w:t>لكن هنالك لصوص وأعداء بصورة دائمة يريدون أن يسلبوا من المسيحي مكنوز إيمانه ويحاولوا أن يتسببوا له بأضرار روحية في كل نحو. فلهذا دعا الرب تلاميذه بصورة ملحة: "اسهروا وصلوا!" ولأجل هذا السبب أنذر الرسل المؤمنين أيضًا بالسهر دون انقطاع.</w:t>
+          <w:lang w:val="de-DE" w:bidi="ar-AE"/>
+        </w:rPr>
+        <w:t xml:space="preserve">Die Ankunft des Herrn ist auch in dem 1. </w:t>
+      </w:r>
+      <w:r>
+        <w:rPr>
+          <w:lang w:val="en-US" w:bidi="ar-AE"/>
+        </w:rPr>
+        <w:t>Johannesbrief angeführt</w:t>
       </w:r>
     </w:p>
-    <w:p>
-      <w:pPr>
-        <w:rPr>
-          <w:rtl/>
-        </w:rPr>
-      </w:pPr>
-      <w:r>
-        <w:rPr>
-          <w:rFonts w:hint="cs"/>
-          <w:rtl/>
-        </w:rPr>
-        <w:t>سنذكر الآن بعض النقاط علينا أن نلفت أنظارنا إليها بصورة خاصة!</w:t>
-      </w:r>
-    </w:p>
-    <w:p>
-      <w:pPr>
-        <w:rPr>
-          <w:rtl/>
-        </w:rPr>
-      </w:pPr>
-      <w:r>
-        <w:rPr>
-          <w:rFonts w:hint="cs"/>
-          <w:rtl/>
-        </w:rPr>
-        <w:t xml:space="preserve">إبليس يجول </w:t>
-      </w:r>
-      <w:r>
-        <w:rPr>
-          <w:rtl/>
-        </w:rPr>
-        <w:t>–</w:t>
-      </w:r>
-      <w:r>
-        <w:rPr>
-          <w:rFonts w:hint="cs"/>
-          <w:rtl/>
-        </w:rPr>
-        <w:t xml:space="preserve"> كأسد مزمجر</w:t>
-      </w:r>
-    </w:p>
-    <w:p>
-      <w:pPr>
-        <w:rPr>
-          <w:rtl/>
-        </w:rPr>
-      </w:pPr>
-      <w:r>
-        <w:rPr>
-          <w:rFonts w:hint="cs"/>
-          <w:rtl/>
-        </w:rPr>
-        <w:t>بولس على سبيل المثال حذّر المؤمنين من التشتت في آسيا الصغرى: "</w:t>
-      </w:r>
-      <w:r>
-        <w:rPr>
-          <w:rtl/>
-        </w:rPr>
-        <w:t xml:space="preserve"> اُصْحُوا وَاسْهَرُوا. لأَنَّ إِبْلِيسَ خَصْمَكُمْ كَأَسَدٍ زَائِرٍ، يَجُولُ مُلْتَمِسًا مَنْ يَبْتَلِعُهُ هُوَ.</w:t>
-      </w:r>
-      <w:r>
-        <w:rPr>
-          <w:rFonts w:hint="cs"/>
-          <w:rtl/>
-        </w:rPr>
-        <w:t>" (1. بطرس 5: 8).</w:t>
-      </w:r>
-    </w:p>
-    <w:p>
-      <w:pPr>
-        <w:rPr>
-          <w:rtl/>
-        </w:rPr>
-      </w:pPr>
-      <w:r>
-        <w:rPr>
-          <w:rFonts w:hint="cs"/>
-          <w:rtl/>
-        </w:rPr>
-        <w:t>"إبليس يجول"، اليوم كما في الماضي! وحقًا له ما يكفي من الأسباب ليقرع جرس الإنذار ويحتل مواقع الحراسة، اليوم وغدًا وفي كل يوم! هو يكره المؤمنين، كنيسة الله على الأرض وشهادتها عن الحق. هو يريد إسكاتها. هو قوي وقادر على أن يجمع أعداء الحق للمقاومة وللتحريض على اضطهاد علني.</w:t>
-      </w:r>
-    </w:p>
-    <w:p>
-      <w:pPr>
-        <w:rPr>
-          <w:rtl/>
-        </w:rPr>
-      </w:pPr>
-      <w:r>
-        <w:rPr>
-          <w:rFonts w:hint="cs"/>
-          <w:rtl/>
-        </w:rPr>
-        <w:t xml:space="preserve">ماذا على المؤمنين أن يفعلوه؟ صحيح، أن يسهروا ويصلوا! فالأمر هو التنبه من المخاطر بوعي صاحٍ. لقد أراد الأسد أن يسطو بالخوف على أولئك المسيحيين بزمجرته لكيما يقولوا: "الأمر أصبح مستحيلاً. إنه لا يحق لنا أن نستمر بالكرازة بالكلمة. إن الأمر خطير بأن </w:t>
-      </w:r>
-      <w:r>
-        <w:rPr>
-          <w:rFonts w:hint="cs"/>
-          <w:rtl/>
-        </w:rPr>
-        <w:t>ن</w:t>
-      </w:r>
-      <w:r>
-        <w:rPr>
-          <w:rFonts w:hint="cs"/>
-          <w:rtl/>
-        </w:rPr>
-        <w:t>شهد عن الرب يسوع. إنه سيؤدي إلى اضطهادات؛ فإننا سنحصد عداوة واحتقار، وسنخسر أموالنا وأملاكنا، وحتى حياتنا</w:t>
-      </w:r>
-      <w:r>
-        <w:rPr>
-          <w:rFonts w:hint="cs"/>
-          <w:rtl/>
-        </w:rPr>
-        <w:t>." لكن هذا لن يكون رد فعل جيد. إنهم ما كان عليهم أن يسهروا لحماية حياتهم. إن الرسول أنذرهم بدلاً من ذلك: "قاوموه راسخين" (عدد 9). لقد كان عليهم أن يحترسوا بأن لا يتوقفوا عن نشر الإنجيل بالخوف على حياتهم.</w:t>
-      </w:r>
-    </w:p>
-    <w:p>
-      <w:pPr>
-        <w:rPr>
-          <w:rtl/>
-        </w:rPr>
-      </w:pPr>
-      <w:r>
-        <w:rPr>
-          <w:rFonts w:hint="cs"/>
-          <w:rtl/>
-        </w:rPr>
-        <w:t>إن هذا الأسد كان قد زمجر في أورشليم أيضًا. بطرس ويوحنا كانا مهددين بصورة شديدة، "</w:t>
-      </w:r>
-      <w:r>
-        <w:rPr>
-          <w:rtl/>
-        </w:rPr>
-        <w:t xml:space="preserve"> أَنْ لاَ يُكَلِّمَا أَحَدًا مِنَ النَّاسِ فِيمَا بَعْدُ بِهذَا الاسْمِ</w:t>
-      </w:r>
-      <w:r>
-        <w:rPr>
-          <w:rFonts w:hint="cs"/>
-          <w:rtl/>
-        </w:rPr>
-        <w:t>" (أعمال الرسل 4: 17). لكن ما الذي فعلاه هذان الشاهدان جبارا البأس؟ هما ذهبا إلى خاصتهم وصلوا جميعهم معًا: "</w:t>
-      </w:r>
-      <w:r>
-        <w:rPr>
-          <w:rtl/>
-        </w:rPr>
-        <w:t xml:space="preserve"> وَالآنَ يَارَبُّ، انْظُرْ إِلَى تَهْدِيدَاتِهِمْ، وَامْنَحْ عَبِيدَكَ أَنْ يَتَكَلَّمُوا بِكَلاَمِكَ بِكُلِّ مُجَاهَرَةٍ،  </w:t>
-      </w:r>
-      <w:r>
-        <w:rPr>
-          <w:rFonts w:hint="cs"/>
-          <w:rtl/>
-        </w:rPr>
-        <w:t xml:space="preserve">... </w:t>
-      </w:r>
-      <w:r>
-        <w:rPr>
-          <w:rtl/>
-        </w:rPr>
-        <w:t>وَلَمَّا صَلَّوْا تَزَعْزَعَ الْمَكَانُ الَّذِي كَانُوا مُجْتَمِعِينَ فِيهِ، وَامْتَلأَ الْجَمِيعُ مِنَ الرُّوحِ الْقُدُسِ، وَكَانُوا يَتَكَلَّمُونَ بِكَلاَمِ اللهِ بِمُجَاهَرَةٍ. ».</w:t>
-      </w:r>
-      <w:r>
-        <w:rPr>
-          <w:rFonts w:hint="cs"/>
-          <w:rtl/>
-        </w:rPr>
-        <w:t xml:space="preserve"> (الأعداد 29 و 31). هم سهروا وصلوا. كنتيجة لهذا الأمر قاوموا العدو ومقاصده الأسيفة بقوة الروح القدس.</w:t>
-      </w:r>
-    </w:p>
-    <w:p>
-      <w:pPr>
-        <w:rPr>
-          <w:rtl/>
-        </w:rPr>
-      </w:pPr>
-      <w:r>
-        <w:rPr>
-          <w:rFonts w:hint="cs"/>
-          <w:rtl/>
-        </w:rPr>
-        <w:t>في أحيائنا اليوم لا نسمع كثيرًا عن "أسد مزمجر"</w:t>
-      </w:r>
-      <w:r>
-        <w:rPr>
-          <w:rFonts w:hint="cs"/>
-          <w:rtl/>
-        </w:rPr>
-        <w:t>. الشهادة الأمينة لا تخاطر بحياتها ولا بخسارة أملاكها، وإنا فقط بالقليل من العار من أجل يسوع ... لكن هل هذا يكفينا بأن نمد الأسلحة ونسكت؟ هل ننام؟ إن هذا لا يجوز! دعونا نسهر ونصلي ونقاوم بصورة دائمة مقاصد العدو! عندها سيحدث معنا ما قد حدث مع أولئك الشهود الأمناء: "</w:t>
-      </w:r>
-      <w:r>
-        <w:rPr>
-          <w:rtl/>
-        </w:rPr>
-        <w:t xml:space="preserve"> 41 وَأَمَّا هُمْ فَذَهَبُوا فَرِحِينَ مِنْ أَمَامِ الْمَجْمَعِ، لأَنَّهُمْ حُسِبُوا مُسْتَأْهِلِينَ أَنْ يُهَانُوا مِنْ أَجْلِ اسْمِهِ.</w:t>
-      </w:r>
-      <w:r>
-        <w:rPr>
-          <w:rFonts w:hint="cs"/>
-          <w:rtl/>
-        </w:rPr>
-        <w:t>" (أعمال الرسل 5: 41).</w:t>
-      </w:r>
-    </w:p>
-    <w:p>
-      <w:pPr>
-        <w:rPr>
-          <w:rtl/>
-        </w:rPr>
-      </w:pPr>
-      <w:r>
-        <w:rPr>
-          <w:rFonts w:hint="cs"/>
-          <w:rtl/>
-        </w:rPr>
-        <w:t xml:space="preserve">إبليس يجول </w:t>
-      </w:r>
-      <w:r>
-        <w:rPr>
-          <w:rtl/>
-        </w:rPr>
-        <w:t>–</w:t>
-      </w:r>
-      <w:r>
-        <w:rPr>
-          <w:rFonts w:hint="cs"/>
-          <w:rtl/>
-        </w:rPr>
-        <w:t xml:space="preserve"> كحية مخادعة</w:t>
-      </w:r>
-    </w:p>
-    <w:p>
-      <w:pPr>
-        <w:rPr>
-          <w:rtl/>
-        </w:rPr>
-      </w:pPr>
-      <w:r>
-        <w:rPr>
-          <w:rFonts w:hint="cs"/>
-          <w:rtl/>
-        </w:rPr>
-        <w:t xml:space="preserve">إبليس لا ينام أبدًا. خصمنا سهران باستمرار. هو "يجول في كل الأرض" و "يتجول </w:t>
-      </w:r>
-      <w:r>
-        <w:rPr>
-          <w:rFonts w:hint="cs"/>
-          <w:rtl/>
-        </w:rPr>
-        <w:t>فيها</w:t>
-      </w:r>
-      <w:r>
-        <w:rPr>
-          <w:rFonts w:hint="cs"/>
-          <w:rtl/>
-        </w:rPr>
-        <w:t>". هو يضع عينه على المؤمنين، كما فعل مع أيوب، وهو يعلم بخبرة آلاف السنين كيف يوقعهم في الفخ. هو يمكنه أن يغيّر نفسه لأجل هذه الغاية. إن لم يصل لغايته كأسد مزمجر، فربما سيأتي كـ"نبي كاذب في لباس الخراف" أو "كحية" مخادعة. يا له من خطر لنا! كيف سنواجهه؟</w:t>
-      </w:r>
-    </w:p>
-    <w:p>
-      <w:pPr>
-        <w:rPr>
-          <w:rtl/>
-        </w:rPr>
-      </w:pPr>
-      <w:r>
-        <w:rPr>
-          <w:rFonts w:hint="cs"/>
-          <w:rtl/>
-        </w:rPr>
-        <w:t>أول زوج</w:t>
-      </w:r>
-      <w:r>
-        <w:rPr>
-          <w:rFonts w:hint="cs"/>
-          <w:rtl/>
-        </w:rPr>
-        <w:t xml:space="preserve"> كانت مهمته بأن "يفلح الجنة ويحفظها" (تكوين 2: 15). نحن لا نعلم كم من الأيام </w:t>
-      </w:r>
-      <w:r>
-        <w:rPr>
-          <w:rFonts w:hint="cs"/>
-          <w:rtl/>
-        </w:rPr>
-        <w:t>قاما</w:t>
-      </w:r>
-      <w:r>
-        <w:rPr>
-          <w:rFonts w:hint="cs"/>
-          <w:rtl/>
-        </w:rPr>
-        <w:t xml:space="preserve"> بذلك </w:t>
-      </w:r>
-      <w:r>
-        <w:rPr>
-          <w:rFonts w:hint="cs"/>
-          <w:rtl/>
-        </w:rPr>
-        <w:t>بأمانة</w:t>
-      </w:r>
-      <w:r>
-        <w:rPr>
-          <w:rFonts w:hint="cs"/>
-          <w:rtl/>
-        </w:rPr>
-        <w:t>، وحتى متى كانت متجهة أشواقهما في مخافة لله واعتماد على الله الخالق، الذي أظهر لهما ذاته بلُطف لا حد له. آهٍ، عندما يحيد القلب عنه فالأمر لن يطول حتى تزل القدمان عن وصاياه!</w:t>
-      </w:r>
-    </w:p>
-    <w:p>
-      <w:pPr>
-        <w:rPr>
-          <w:rtl/>
-        </w:rPr>
-      </w:pPr>
-      <w:r>
-        <w:rPr>
-          <w:rFonts w:hint="cs"/>
-          <w:rtl/>
-        </w:rPr>
-        <w:t>إبليس في هيئته كالحية المليئة بالمكايد زحفت إلى الجنة باختلاس (تكوين 3). ولم يُسمَع لها صوت عند إتيانها. هي أتت في تمويه دقيق. ومَن وجدت أمامها؟ حواءً وآدمًا لم يسهرا. لأجل ذلك نجحت في قلب كلمة الله وزرع عدم الثقة في الله واشتهاء الثمر المحرّم في القلب. وبالتالي أغوتهما كليهما للعصيان على وصية كان الله قد أوصاهم</w:t>
-      </w:r>
-      <w:r>
-        <w:rPr>
-          <w:rFonts w:hint="cs"/>
-          <w:rtl/>
-        </w:rPr>
-        <w:t>ا</w:t>
-      </w:r>
-      <w:r>
-        <w:rPr>
-          <w:rFonts w:hint="cs"/>
-          <w:rtl/>
-        </w:rPr>
-        <w:t xml:space="preserve"> بها. كم كانت نتائج ضعفهما رهيبة</w:t>
-      </w:r>
-      <w:r>
-        <w:rPr>
-          <w:rFonts w:hint="cs"/>
-          <w:rtl/>
-        </w:rPr>
-        <w:t xml:space="preserve">! هم انتزعا وراءهما كل النسل البشري نحو هاوية الخطية والهلاك! "قليل نوم، قليل نعاس، قليلاً من طي اليدين لنوال الراحة </w:t>
-      </w:r>
-      <w:r>
-        <w:rPr>
-          <w:rtl/>
-        </w:rPr>
-        <w:t>–</w:t>
-      </w:r>
-      <w:r>
-        <w:rPr>
-          <w:rFonts w:hint="cs"/>
-          <w:rtl/>
-        </w:rPr>
-        <w:t xml:space="preserve"> وفقرك يأتيك مهرولاً، وعوزك كرجل متسلح" (أمثال 24: 33، 34). "</w:t>
-      </w:r>
-      <w:r>
-        <w:rPr>
-          <w:rtl/>
-        </w:rPr>
-        <w:t>نَوْمٌ قَلِيلٌ بَعْدُ نُعَاسٌ قَلِيلٌ، وَطَيُّ الْيَدَيْنِ قَلِيلاً لِلرُّقُودِ،  34 فَيَأْتِي فَقْرُكَ كَعَدَّاءٍ وَعَوَزُكَ كَغَازٍ.</w:t>
-      </w:r>
-      <w:r>
-        <w:rPr>
-          <w:rFonts w:hint="cs"/>
-          <w:rtl/>
-        </w:rPr>
-        <w:t>"</w:t>
-      </w:r>
-    </w:p>
-    <w:p>
-      <w:pPr>
-        <w:rPr>
-          <w:rtl/>
-        </w:rPr>
-      </w:pPr>
-      <w:r>
-        <w:rPr>
-          <w:rFonts w:hint="cs"/>
-          <w:rtl/>
-        </w:rPr>
-        <w:t>نشكر الله! فالمفدي هو "في المسيح" منتشل من أعماق الهاوية ونُقل إلى السمويات. إنه وُهبت له كل البركات السماوية، بركات تفوق إلى حد بعيد ما قد عرفه آدم في أيام براءته. (انظر أفسس 1 و 2).</w:t>
-      </w:r>
-    </w:p>
-    <w:p>
-      <w:pPr>
-        <w:rPr>
-          <w:rtl/>
-        </w:rPr>
-      </w:pPr>
-      <w:r>
-        <w:rPr>
-          <w:rFonts w:hint="cs"/>
-          <w:rtl/>
-        </w:rPr>
-        <w:t>إبليس ليس بمقدوره أن يحرم أي مؤمن، ولا حتى أصغرهم وأضعفهم من هذه البركات السماوية. لكنه يقدر أن يُدخلهم في حيرة وأن يثير بينهم تعاليمًا كاذبة، بحيث أنهم لا يعودون يتمتعوا بها.</w:t>
-      </w:r>
-      <w:r>
-        <w:rPr>
-          <w:rFonts w:hint="cs"/>
-          <w:rtl/>
-        </w:rPr>
-        <w:t xml:space="preserve"> وهذا ما يسعى إليه. إنه يهين بالتالي كرامة الله، كما وكرامة المفدي وجميع الذين كانوا سيتباركون </w:t>
-      </w:r>
-      <w:hyperlink r:id="rId5" w:anchor=":~:text=gesegnet%20werden%20k%C3%B6nnen.-,So%20haben%20denn,-auch%20wir%20fortgesetzt" w:history="1">
-        <w:r>
-          <w:rPr>
-            <w:rStyle w:val="Hyperlink"/>
-            <w:rFonts w:hint="cs"/>
-            <w:rtl/>
-          </w:rPr>
-          <w:t>به</w:t>
-        </w:r>
-      </w:hyperlink>
-      <w:r>
-        <w:rPr>
-          <w:rFonts w:hint="cs"/>
-          <w:rtl/>
-        </w:rPr>
-        <w:t>.</w:t>
-      </w:r>
-    </w:p>
-    <w:p/>
     <w:sectPr>
       <w:pgSz w:w="11906" w:h="16838"/>
       <w:pgMar w:top="1440" w:right="1440" w:bottom="1440" w:left="1440" w:header="708" w:footer="708" w:gutter="0"/>
@@ -605,14 +670,12 @@
         <w:rFonts w:ascii="Sakkal Majalla" w:eastAsiaTheme="minorHAnsi" w:hAnsi="Sakkal Majalla" w:cs="Sakkal Majalla"/>
         <w:sz w:val="28"/>
         <w:szCs w:val="28"/>
-        <w:lang w:eastAsia="en-US" w:bidi="he-IL"/>
+        <w:lang w:val="en-IL" w:eastAsia="en-US" w:bidi="ar-SA"/>
       </w:rPr>
     </w:rPrDefault>
     <w:pPrDefault>
       <w:pPr>
-        <w:bidi/>
         <w:spacing w:after="160" w:line="259" w:lineRule="auto"/>
-        <w:jc w:val="both"/>
       </w:pPr>
     </w:pPrDefault>
   </w:docDefaults>
@@ -997,10 +1060,6 @@
   <w:style w:type="paragraph" w:default="1" w:styleId="Normal">
     <w:name w:val="Normal"/>
     <w:qFormat/>
-    <w:rPr>
-      <w:noProof/>
-      <w:lang w:bidi="ar-LB"/>
-    </w:rPr>
   </w:style>
   <w:style w:type="character" w:default="1" w:styleId="DefaultParagraphFont">
     <w:name w:val="Default Paragraph Font"/>
@@ -1034,7 +1093,7 @@
     <w:basedOn w:val="DefaultParagraphFont"/>
     <w:uiPriority w:val="99"/>
     <w:unhideWhenUsed/>
-    <w:rsid w:val="00F70838"/>
+    <w:rsid w:val="00E85F07"/>
     <w:rPr>
       <w:color w:val="0563C1" w:themeColor="hyperlink"/>
       <w:u w:val="single"/>
@@ -1046,7 +1105,7 @@
     <w:uiPriority w:val="99"/>
     <w:semiHidden/>
     <w:unhideWhenUsed/>
-    <w:rsid w:val="00F70838"/>
+    <w:rsid w:val="00E85F07"/>
     <w:rPr>
       <w:color w:val="605E5C"/>
       <w:shd w:val="clear" w:color="auto" w:fill="E1DFDD"/>
@@ -1058,7 +1117,7 @@
     <w:uiPriority w:val="99"/>
     <w:semiHidden/>
     <w:unhideWhenUsed/>
-    <w:rsid w:val="00962EB1"/>
+    <w:rsid w:val="00492503"/>
     <w:rPr>
       <w:color w:val="954F72" w:themeColor="followedHyperlink"/>
       <w:u w:val="single"/>
@@ -1068,7 +1127,7 @@
 </file>
 
 <file path=word/theme/theme1.xml><?xml version="1.0" encoding="utf-8"?>
-<a:theme xmlns:a="http://schemas.openxmlformats.org/drawingml/2006/main" name="Office Theme">
+<a:theme xmlns:a="http://schemas.openxmlformats.org/drawingml/2006/main" name="ערכת נושא Office">
   <a:themeElements>
     <a:clrScheme name="Office">
       <a:dk1>

--- a/docs/downloads/منوعات/doc_0684.docx
+++ b/docs/downloads/منوعات/doc_0684.docx
@@ -4,11 +4,8 @@
   <w:body>
     <w:p>
       <w:pPr>
-        <w:bidi/>
-        <w:jc w:val="both"/>
-        <w:rPr>
-          <w:rtl/>
-          <w:lang w:val="en-US" w:bidi="ar-EG"/>
+        <w:rPr>
+          <w:rtl/>
         </w:rPr>
       </w:pPr>
       <w:hyperlink r:id="rId4" w:history="1">
@@ -17,50 +14,118 @@
             <w:rStyle w:val="Hyperlink"/>
             <w:rFonts w:hint="cs"/>
             <w:rtl/>
-            <w:lang w:val="en-US" w:bidi="ar-EG"/>
           </w:rPr>
-          <w:t>الكنيسة المأخوذة في سفر الرؤيا قبل الأقضية</w:t>
+          <w:t>السهر والصلاة</w:t>
         </w:r>
       </w:hyperlink>
     </w:p>
     <w:p>
       <w:pPr>
-        <w:bidi/>
-        <w:jc w:val="both"/>
-        <w:rPr>
-          <w:rtl/>
-          <w:lang w:val="en-US" w:bidi="ar-EG"/>
-        </w:rPr>
-      </w:pPr>
-      <w:r>
-        <w:rPr>
-          <w:lang w:val="en-US" w:bidi="ar-EG"/>
-        </w:rPr>
-        <w:t>W. Trotter</w:t>
-      </w:r>
-    </w:p>
-    <w:p>
-      <w:pPr>
-        <w:bidi/>
-        <w:jc w:val="both"/>
-        <w:rPr>
-          <w:rtl/>
-          <w:lang w:val="en-US" w:bidi="ar-EG"/>
-        </w:rPr>
-      </w:pPr>
-      <w:r>
-        <w:rPr>
-          <w:rFonts w:hint="cs"/>
-          <w:rtl/>
-          <w:lang w:val="en-US" w:bidi="ar-EG"/>
-        </w:rPr>
-        <w:t>كثيرًا ما تظهر صعوبة لدارس النبوة حال أن يعبر عتبة أول دراساته. هذه الدراسات يمكنها أن تقنعه تمامًا، بأن مجيء الرب الثاني سيسبق المُلك الـ 1000 عام وهو سيُدخله إلى المشهد، في أن اليهود سيُعاد تشكيلهم في بلادهم، وسيضطر جزء منهم هناك أن يجتاز أعلى مستوى من الخوف. ويمكن للمرء أن يفهم، بأن هذا الخوف سيصل أقصى درجاته، عندما ستجتمع جميع الأمم على أورشليم؛ من ثم، أن هذه الأمم المجتمعة ستوقفهم يد ربنا يسوع بنفسه في ظهوره من السماء في لهيب نار. وأن مجيئه سيأتي بخلاص اليهود المظلومين، وذلك في ذات اللحظة التي سيُدخلهم المقاومون في حيرة ويُخربونهم. أخيرًا يمكن للمرء أن يعترف تمامًا،</w:t>
-      </w:r>
-      <w:r>
-        <w:rPr>
-          <w:rFonts w:hint="cs"/>
-          <w:rtl/>
-          <w:lang w:val="en-US" w:bidi="ar-EG"/>
+        <w:rPr>
+          <w:rtl/>
+        </w:rPr>
+      </w:pPr>
+      <w:r>
+        <w:rPr>
+          <w:rFonts w:hint="cs"/>
+          <w:rtl/>
+        </w:rPr>
+        <w:t>دعونا اليوم نتكلم عن موضوع عملي ولكنه في غاية الأهمية عن السهر والصلاة.</w:t>
+      </w:r>
+    </w:p>
+    <w:p>
+      <w:pPr>
+        <w:rPr>
+          <w:rtl/>
+        </w:rPr>
+      </w:pPr>
+      <w:r>
+        <w:rPr>
+          <w:rFonts w:hint="cs"/>
+          <w:rtl/>
+        </w:rPr>
+        <w:t xml:space="preserve">لنفترض لو أننا عرفنا عن يقين بأنه هنالك سارق يجول حول بيتنا يحاول أن يسرق كل ما نملكه </w:t>
+      </w:r>
+      <w:r>
+        <w:rPr>
+          <w:rtl/>
+        </w:rPr>
+        <w:t>–</w:t>
+      </w:r>
+      <w:r>
+        <w:rPr>
+          <w:rFonts w:hint="cs"/>
+          <w:rtl/>
+        </w:rPr>
+        <w:t xml:space="preserve"> أننا نكون على عِلم بأنه هنالك بعض الناس الوقحين يتربصون لنا في عداء بلا رحمة، ليؤذوننا دون توقف. فما الذي سنفعله عندها؟ إننا عندها سنكون محترسين دون توقف. إننا كنا سنتخذ كل وسائل الوقاية لكي نبقى قدر المستطاع تحت الحفظ.</w:t>
+      </w:r>
+    </w:p>
+    <w:p>
+      <w:pPr>
+        <w:rPr>
+          <w:rtl/>
+        </w:rPr>
+      </w:pPr>
+      <w:r>
+        <w:rPr>
+          <w:rFonts w:hint="cs"/>
+          <w:rtl/>
+        </w:rPr>
+        <w:t>هكذا مدعو المسيحي بأن يسهر دون انقطاع في الكلمة، ليس فقط في أيام الخطر، وإنما في كل حين، في كل طريقه هنا على الأرض إلى أن يصل إلى السماء، حيث لن يكون للسهر احتياج فيما بعد.</w:t>
+      </w:r>
+    </w:p>
+    <w:p>
+      <w:pPr>
+        <w:rPr>
+          <w:rtl/>
+        </w:rPr>
+      </w:pPr>
+      <w:r>
+        <w:rPr>
+          <w:rFonts w:hint="cs"/>
+          <w:rtl/>
+        </w:rPr>
+        <w:t>فلماذا إذًا؟ ربما أملاك</w:t>
+      </w:r>
+      <w:r>
+        <w:rPr>
+          <w:rFonts w:hint="cs"/>
+          <w:rtl/>
+        </w:rPr>
+        <w:t>ه</w:t>
+      </w:r>
+      <w:r>
+        <w:rPr>
+          <w:rFonts w:hint="cs"/>
+          <w:rtl/>
+        </w:rPr>
+        <w:t xml:space="preserve"> المادية ليست معرضة للخطر أبدًا، وليس لقلب</w:t>
+      </w:r>
+      <w:r>
+        <w:rPr>
+          <w:rFonts w:hint="cs"/>
+          <w:rtl/>
+        </w:rPr>
+        <w:t>ه</w:t>
+      </w:r>
+      <w:r>
+        <w:rPr>
+          <w:rFonts w:hint="cs"/>
+          <w:rtl/>
+        </w:rPr>
+        <w:t xml:space="preserve"> أن يبقى متعلقًا بذلك. </w:t>
+      </w:r>
+      <w:r>
+        <w:rPr>
+          <w:rFonts w:hint="cs"/>
+          <w:rtl/>
+        </w:rPr>
+        <w:t>كما</w:t>
+      </w:r>
+      <w:r>
+        <w:rPr>
+          <w:rFonts w:hint="cs"/>
+          <w:rtl/>
         </w:rPr>
         <w:t xml:space="preserve"> </w:t>
       </w:r>
@@ -68,30 +133,68 @@
         <w:rPr>
           <w:rFonts w:hint="cs"/>
           <w:rtl/>
-          <w:lang w:val="en-US" w:bidi="ar-EG"/>
-        </w:rPr>
-        <w:t xml:space="preserve">بحسب كل ما يخبرنا به العهد الجديد، </w:t>
-      </w:r>
-      <w:r>
-        <w:rPr>
-          <w:rFonts w:hint="cs"/>
-          <w:rtl/>
-          <w:lang w:val="en-US" w:bidi="ar-EG"/>
-        </w:rPr>
-        <w:t xml:space="preserve">أن </w:t>
-      </w:r>
-      <w:r>
-        <w:rPr>
-          <w:rFonts w:hint="cs"/>
-          <w:rtl/>
-          <w:lang w:val="en-US" w:bidi="ar-EG"/>
-        </w:rPr>
-        <w:t xml:space="preserve">الرجاء المُقدم لنا نحن المسيحيين، هو مجيء ربنا يسوع المسيح؛ كيما نُنتذر، ونتأمل هذه الحقيقة العظيمة، ونعجّلها بلجاجة طلباتنا وأناتنا وأن ننتظر بصبر؛ - باختصار، بأن تكون حالة نفوسنا الاعتيادية هي حالة انتظار دائم لهذا الحدث المجيد. لكن هنا تبرز الصعوبة، التي قد تكلمت عنها. ربما سيقول دارس النبوة: "إن كانت ستحدث سلسلة كاملة من الوقائع قبل مجيء الرب إلى الأرض، إن كان اليهود سيعودون إلى بلادهم، وستجتمع الأمم عليهم، وسيأتي زمن الضيقة لا يماثله زمن، الختوم، الأبواق وجامات سفر الرؤيا ستجتاز مجرياتها الأقضية وسيلي جميع هذه الأحداث مجيء الرب </w:t>
-      </w:r>
-      <w:r>
-        <w:rPr>
-          <w:rtl/>
-          <w:lang w:val="en-US" w:bidi="ar-EG"/>
+        </w:rPr>
+        <w:t>وأنه، بقدر ما هو متعلق به، سيعيش مع الناس في سلام، حتى أنه لن يكون عنده الكثير من الأعداء</w:t>
+      </w:r>
+      <w:r>
+        <w:rPr>
+          <w:rFonts w:hint="cs"/>
+          <w:rtl/>
+        </w:rPr>
+        <w:t xml:space="preserve"> </w:t>
+      </w:r>
+      <w:r>
+        <w:rPr>
+          <w:rFonts w:hint="cs"/>
+          <w:rtl/>
+        </w:rPr>
+        <w:t>كإنسان.</w:t>
+      </w:r>
+    </w:p>
+    <w:p>
+      <w:pPr>
+        <w:rPr>
+          <w:rtl/>
+        </w:rPr>
+      </w:pPr>
+      <w:r>
+        <w:rPr>
+          <w:rFonts w:hint="cs"/>
+          <w:rtl/>
+        </w:rPr>
+        <w:t>لكن هنالك لصوص وأعداء بصورة دائمة يريدون أن يسلبوا من المسيحي مكنوز إيمانه ويحاولوا أن يتسببوا له بأضرار روحية في كل نحو. فلهذا دعا الرب تلاميذه بصورة ملحة: "اسهروا وصلوا!" ولأجل هذا السبب أنذر الرسل المؤمنين أيضًا بالسهر دون انقطاع.</w:t>
+      </w:r>
+    </w:p>
+    <w:p>
+      <w:pPr>
+        <w:rPr>
+          <w:rtl/>
+        </w:rPr>
+      </w:pPr>
+      <w:r>
+        <w:rPr>
+          <w:rFonts w:hint="cs"/>
+          <w:rtl/>
+        </w:rPr>
+        <w:t>سنذكر الآن بعض النقاط علينا أن نلفت أنظارنا إليها بصورة خاصة!</w:t>
+      </w:r>
+    </w:p>
+    <w:p>
+      <w:pPr>
+        <w:rPr>
+          <w:rtl/>
+        </w:rPr>
+      </w:pPr>
+      <w:r>
+        <w:rPr>
+          <w:rFonts w:hint="cs"/>
+          <w:rtl/>
+        </w:rPr>
+        <w:t xml:space="preserve">إبليس يجول </w:t>
+      </w:r>
+      <w:r>
+        <w:rPr>
+          <w:rtl/>
         </w:rPr>
         <w:t>–</w:t>
       </w:r>
@@ -99,349 +202,294 @@
         <w:rPr>
           <w:rFonts w:hint="cs"/>
           <w:rtl/>
-          <w:lang w:val="en-US" w:bidi="ar-EG"/>
-        </w:rPr>
-        <w:t xml:space="preserve"> كيف يمكننا نحن، إذ أننا لا زلنا لا نرى أمامنا مبتدأ </w:t>
-      </w:r>
-      <w:r>
-        <w:rPr>
-          <w:rFonts w:hint="cs"/>
-          <w:rtl/>
-          <w:lang w:val="en-US" w:bidi="ar-EG"/>
-        </w:rPr>
-        <w:t>واحدة</w:t>
-      </w:r>
-      <w:r>
-        <w:rPr>
-          <w:rFonts w:hint="cs"/>
-          <w:rtl/>
-          <w:lang w:val="en-US" w:bidi="ar-EG"/>
-        </w:rPr>
-        <w:t xml:space="preserve"> منها، أن نتوقع مجيء الرب وذلك في طريقة راشدة؟ إنها تلك الأحداث الممهدة التي بإمكاننا أن ننتظرها؛ لكن إلى أن تبدأ، إلى أن تظهر، لا يسعنا إلا أن ننظر عبرها ذاك الذي نحن نعلم بأنه سي</w:t>
-      </w:r>
-      <w:r>
-        <w:rPr>
-          <w:rFonts w:hint="cs"/>
-          <w:rtl/>
-          <w:lang w:val="en-US" w:bidi="ar-EG"/>
-        </w:rPr>
-        <w:t>حدد</w:t>
-      </w:r>
-      <w:r>
-        <w:rPr>
-          <w:rFonts w:hint="cs"/>
-          <w:rtl/>
-          <w:lang w:val="en-US" w:bidi="ar-EG"/>
-        </w:rPr>
-        <w:t xml:space="preserve"> لها </w:t>
-      </w:r>
-      <w:r>
-        <w:rPr>
-          <w:rFonts w:hint="cs"/>
-          <w:rtl/>
-          <w:lang w:val="en-US" w:bidi="ar-EG"/>
-        </w:rPr>
-        <w:t>غايتها</w:t>
-      </w:r>
-      <w:r>
-        <w:rPr>
-          <w:rFonts w:hint="cs"/>
-          <w:rtl/>
-          <w:lang w:val="en-US" w:bidi="ar-EG"/>
-        </w:rPr>
-        <w:t>. لكن كيف يمكننا أن نأخذ موقف توقع دائم للرب، إن كان مجيئه سيسبقه هذا الكم من الوقائع، التي لم تحدث بعد؟" إني أعتقد بأني قد عرضت هنا المشكلة بكل قوتها، وهذه السطور مخصصة لفحص وحل هذه المشكلة بقدر ما يتيح لي فهمي</w:t>
-      </w:r>
-      <w:r>
-        <w:rPr>
-          <w:rFonts w:hint="cs"/>
-          <w:rtl/>
-          <w:lang w:val="en-US" w:bidi="ar-EG"/>
-        </w:rPr>
-        <w:t xml:space="preserve"> </w:t>
-      </w:r>
-      <w:r>
-        <w:rPr>
-          <w:rFonts w:hint="cs"/>
-          <w:rtl/>
-          <w:lang w:val="en-US" w:bidi="ar-EG"/>
-        </w:rPr>
-        <w:t>للكتاب في الوقت الحاضر.</w:t>
-      </w:r>
-    </w:p>
-    <w:p>
-      <w:pPr>
-        <w:bidi/>
-        <w:jc w:val="both"/>
-        <w:rPr>
-          <w:rtl/>
-          <w:lang w:val="en-US" w:bidi="ar-EG"/>
-        </w:rPr>
-      </w:pPr>
-      <w:r>
-        <w:rPr>
-          <w:rFonts w:hint="cs"/>
-          <w:rtl/>
-          <w:lang w:val="en-US" w:bidi="ar-EG"/>
-        </w:rPr>
-        <w:t>أولاً أود بأن أذكّر بأن الصعوبات لا تبرر عدم الإيمان. عندما أُعلن في العهد الجديد بوضوح، بأن موقفنا كمسيحيين عليه أن يكون بأن ننتظر ربنا على نحو دائم، فعلى الإيمان أن يقبل ويستوعب الإعلان مهما كانت الصعوبة التي تحيط به. الآن، أي إنسان يعرف كلمة الله يمكنه أن يُدخل الشك في مثل هذا الإعلان؟ إن ربنا يسوع بنفسه كان قد أشار إلى الموقف الذي يتمنى بأن يرى فيه شعبه عند مجيئه: "</w:t>
-      </w:r>
-      <w:r>
-        <w:rPr>
-          <w:rtl/>
-          <w:lang w:val="en-US" w:bidi="ar-EG"/>
-        </w:rPr>
-        <w:t xml:space="preserve"> وَأَنْتُمْ مِثْلُ أُنَاسٍ يَنْتَظِرُونَ سَيِّدَهُمْ مَتَى يَرْجعُ مِنَ الْعُرْسِ، حَتَّى إِذَا جَاءَ وَقَرَعَ يَفْتَحُونَ لَهُ لِلْوَقْتِ.</w:t>
-      </w:r>
-      <w:r>
-        <w:rPr>
-          <w:rFonts w:hint="cs"/>
-          <w:rtl/>
-          <w:lang w:val="en-US" w:bidi="ar-EG"/>
-        </w:rPr>
-        <w:t>" (لوقا 12: 36). إن الضمان المحدد الذي يمنحه لتلاميذه ليعزيهم في وداعه القريب: "</w:t>
-      </w:r>
-      <w:r>
-        <w:rPr>
-          <w:rtl/>
-        </w:rPr>
-        <w:t xml:space="preserve"> </w:t>
-      </w:r>
-      <w:r>
-        <w:rPr>
-          <w:rtl/>
-          <w:lang w:val="en-US" w:bidi="ar-EG"/>
-        </w:rPr>
-        <w:t>وَإِنْ مَضَيْتُ وَأَعْدَدْتُ لَكُمْ مَكَانًا آتِي أَيْضًا وَآخُذُكُمْ إِلَيَّ، حَتَّى حَيْثُ أَكُونُ أَنَا تَكُونُونَ أَنْتُمْ أَيْضًا،</w:t>
-      </w:r>
-      <w:r>
-        <w:rPr>
-          <w:rFonts w:hint="cs"/>
-          <w:rtl/>
-          <w:lang w:val="en-US" w:bidi="ar-EG"/>
-        </w:rPr>
-        <w:t>" (يوحنا 14: 3). الحقيقة الأولى التي أُخبرت لنفس التلاميذ، من بعد وداع الرب، حينما تبعوه بعيونهم وكانوا لا يزالون يسعون بأن يروه مجتازًا السحاب التي صعد فوقها نحو السماء، هي ضمان عودته: "</w:t>
-      </w:r>
-      <w:r>
-        <w:rPr>
-          <w:rtl/>
-        </w:rPr>
-        <w:t xml:space="preserve"> </w:t>
-      </w:r>
-      <w:r>
-        <w:rPr>
-          <w:rtl/>
-          <w:lang w:val="en-US" w:bidi="ar-EG"/>
-        </w:rPr>
-        <w:t>إِنَّ يَسُوعَ هذَا الَّذِي ارْتَفَعَ عَنْكُمْ إِلَى السَّمَاءِ سَيَأْتِي هكَذَا كَمَا رَأَيْتُمُوهُ مُنْطَلِقًا إِلَى السَّمَاءِ</w:t>
-      </w:r>
-      <w:r>
-        <w:rPr>
-          <w:rFonts w:hint="cs"/>
-          <w:rtl/>
-          <w:lang w:val="en-US" w:bidi="ar-EG"/>
-        </w:rPr>
-        <w:t>" (أعمال الرسل 1: 11).</w:t>
-      </w:r>
-    </w:p>
-    <w:p>
-      <w:pPr>
-        <w:bidi/>
-        <w:jc w:val="both"/>
-        <w:rPr>
-          <w:rtl/>
-          <w:lang w:val="en-US" w:bidi="ar-AE"/>
-        </w:rPr>
-      </w:pPr>
-      <w:r>
-        <w:rPr>
-          <w:rFonts w:hint="cs"/>
-          <w:rtl/>
-          <w:lang w:val="en-US" w:bidi="ar-EG"/>
-        </w:rPr>
-        <w:t xml:space="preserve">إن مؤمني كورنثوس لم يكونوا ناقصين </w:t>
-      </w:r>
-      <w:r>
-        <w:rPr>
-          <w:rFonts w:hint="cs"/>
-          <w:rtl/>
-          <w:lang w:val="en-US" w:bidi="ar-EG"/>
-        </w:rPr>
-        <w:t>في</w:t>
-      </w:r>
-      <w:r>
-        <w:rPr>
-          <w:rFonts w:hint="cs"/>
-          <w:rtl/>
-          <w:lang w:val="en-US" w:bidi="ar-EG"/>
-        </w:rPr>
-        <w:t xml:space="preserve"> أية موهبة من هبات النعمة، - "</w:t>
-      </w:r>
-      <w:r>
-        <w:rPr>
-          <w:rtl/>
-        </w:rPr>
-        <w:t xml:space="preserve"> </w:t>
-      </w:r>
-      <w:r>
-        <w:rPr>
-          <w:rtl/>
-          <w:lang w:val="en-US" w:bidi="ar-EG"/>
-        </w:rPr>
-        <w:t>حَتَّى إِنَّكُمْ لَسْتُمْ نَاقِصِينَ فِي مَوْهِبَةٍ مَا، وَأَنْتُمْ مُتَوَقِّعُونَ اسْتِعْلاَنَ رَبِّنَا يَسُوعَ الْمَسِيحِ،</w:t>
-      </w:r>
-      <w:r>
-        <w:rPr>
-          <w:rFonts w:hint="cs"/>
-          <w:rtl/>
-          <w:lang w:val="en-US" w:bidi="ar-EG"/>
-        </w:rPr>
-        <w:t>" (1. كورنثوس 1: 7). إن الرسول يقول عن نفسه وعن إخوته في الرب: "</w:t>
-      </w:r>
-      <w:r>
-        <w:rPr>
-          <w:rtl/>
-        </w:rPr>
-        <w:t xml:space="preserve"> </w:t>
-      </w:r>
-      <w:r>
-        <w:rPr>
-          <w:rtl/>
-          <w:lang w:val="en-US" w:bidi="ar-EG"/>
-        </w:rPr>
-        <w:t>هُوَذَا سِرٌّ أَقُولُهُ لَكُمْ: لاَ نَرْقُدُ كُلُّنَا، وَلكِنَّنَا كُلَّنَا نَتَغَيَّرُ،  52 فِي لَحْظَةٍ فِي طَرْفَةِ عَيْنٍ، عِنْدَ الْبُوقِ الأَخِيرِ. فَإِنَّهُ سَيُبَوَّقُ، فَيُقَامُ الأَمْوَاتُ عَدِيمِي فَسَادٍ، وَنَحْنُ نَتَغَيَّرُ.</w:t>
-      </w:r>
-      <w:r>
-        <w:rPr>
-          <w:rFonts w:hint="cs"/>
-          <w:rtl/>
-          <w:lang w:val="en-US" w:bidi="ar-EG"/>
-        </w:rPr>
-        <w:t>" (1. كورنثوس 15: 51. 52). هو يوضح، بأن ما ينتظره هو وإخوته ويتمنونه، ليس "</w:t>
-      </w:r>
-      <w:r>
-        <w:rPr>
-          <w:rtl/>
-        </w:rPr>
-        <w:t xml:space="preserve"> </w:t>
-      </w:r>
-      <w:r>
-        <w:rPr>
-          <w:rtl/>
-          <w:lang w:val="en-US" w:bidi="ar-EG"/>
-        </w:rPr>
-        <w:t>أَنْ نَخْلَعَهَا بَلْ أَنْ نَلْبَسَ فَوْقَهَا، لِكَيْ يُبْتَلَعَ الْمَائِتُ مِنَ الْحَيَاةِ.</w:t>
-      </w:r>
-      <w:r>
-        <w:rPr>
-          <w:rFonts w:hint="cs"/>
-          <w:rtl/>
-          <w:lang w:val="en-US" w:bidi="ar-EG"/>
-        </w:rPr>
-        <w:t>" (2. كورنثوس 5: 4). "</w:t>
-      </w:r>
-      <w:r>
-        <w:rPr>
-          <w:rtl/>
-          <w:lang w:val="en-US" w:bidi="ar-EG"/>
-        </w:rPr>
-        <w:t xml:space="preserve"> فَإِنَّ سِيرَتَنَا نَحْنُ هِيَ فِي السَّمَاوَاتِ، الَّتِي مِنْهَا أَيْضًا </w:t>
-      </w:r>
-      <w:r>
-        <w:rPr>
-          <w:rtl/>
-          <w:lang w:val="en-US" w:bidi="ar-EG"/>
-        </w:rPr>
-        <w:lastRenderedPageBreak/>
-        <w:t>نَنْتَظِرُ مُخَلِّصًا هُوَ الرَّبُّ يَسُوعُ الْمَسِيحُ،</w:t>
-      </w:r>
-      <w:r>
-        <w:rPr>
-          <w:rFonts w:hint="cs"/>
-          <w:rtl/>
-          <w:lang w:val="en-US" w:bidi="ar-EG"/>
-        </w:rPr>
-        <w:t xml:space="preserve"> </w:t>
-      </w:r>
-      <w:r>
-        <w:rPr>
-          <w:rtl/>
-          <w:lang w:val="en-US" w:bidi="ar-EG"/>
-        </w:rPr>
-        <w:t>الَّذِي سَيُغَيِّرُ شَكْلَ جَسَدِ تَوَاضُعِنَا لِيَكُونَ عَلَى صُورَةِ جَسَدِ مَجْدِهِ، بِحَسَبِ عَمَلِ اسْتِطَاعَتِهِ أَنْ يُخْضِعَ لِنَفْسِهِ كُلَّ شَيْءٍ.</w:t>
-      </w:r>
-      <w:r>
-        <w:rPr>
-          <w:rFonts w:hint="cs"/>
-          <w:rtl/>
-          <w:lang w:val="en-US" w:bidi="ar-EG"/>
-        </w:rPr>
-        <w:t xml:space="preserve"> " (فيلبي 3: 20، 21). وكان بالإمكان إقناع أهل تسالونيكي: "</w:t>
-      </w:r>
-      <w:r>
-        <w:rPr>
-          <w:rtl/>
-        </w:rPr>
-        <w:t xml:space="preserve"> </w:t>
-      </w:r>
-      <w:r>
-        <w:rPr>
-          <w:rtl/>
-          <w:lang w:val="en-US" w:bidi="ar-EG"/>
-        </w:rPr>
-        <w:t>لأَنَّهُمْ هُمْ يُخْبِرُونَ عَنَّا، أَيُّ دُخُول كَانَ لَنَا إِلَيْكُمْ، وَكَيْفَ رَجَعْتُمْ إِلَى اللهِ مِنَ الأَوْثَانِ، لِتَعْبُدُوا اللهَ الْحَيَّ الْحَقِيقِيَّ، وَتَنْتَظِرُوا ابْنَهُ مِنَ السَّمَاءِ، الَّذِي أَقَامَهُ مِنَ الأَمْوَاتِ، يَسُوعَ، الَّذِي يُنْقِذُنَا مِنَ الْغَضَبِ الآتِي.</w:t>
-      </w:r>
-      <w:r>
-        <w:rPr>
-          <w:rFonts w:hint="cs"/>
-          <w:rtl/>
-          <w:lang w:val="en-US" w:bidi="ar-EG"/>
-        </w:rPr>
-        <w:t>" (1, تسالونيكي 1: 9، 10).</w:t>
-      </w:r>
-      <w:r>
-        <w:rPr>
-          <w:rFonts w:hint="cs"/>
-          <w:rtl/>
-          <w:lang w:val="en-US" w:bidi="ar-AE"/>
-        </w:rPr>
-        <w:t xml:space="preserve"> في أي شكل من الأشكال مجيء الرب </w:t>
-      </w:r>
-      <w:r>
-        <w:rPr>
-          <w:rFonts w:hint="cs"/>
-          <w:rtl/>
-          <w:lang w:val="en-US" w:bidi="ar-AE"/>
-        </w:rPr>
-        <w:t xml:space="preserve">مذكور </w:t>
-      </w:r>
-      <w:r>
-        <w:rPr>
-          <w:rFonts w:hint="cs"/>
-          <w:rtl/>
-          <w:lang w:val="en-US" w:bidi="ar-AE"/>
-        </w:rPr>
-        <w:t>في كل إصحاحات هذه الرسالة. إن الكلمات المذكورة مرتين في إصحاح 4: "</w:t>
-      </w:r>
-      <w:r>
-        <w:rPr>
-          <w:rtl/>
-          <w:lang w:val="en-US" w:bidi="ar-AE"/>
-        </w:rPr>
-        <w:t>إِنَّنَا نَحْنُ الأَحْيَاءَ الْبَاقِينَ</w:t>
-      </w:r>
-      <w:r>
-        <w:rPr>
-          <w:rFonts w:hint="cs"/>
-          <w:rtl/>
-          <w:lang w:val="en-US" w:bidi="ar-AE"/>
-        </w:rPr>
-        <w:t>" (1, تسالونيكي 4: 15 ، 17) تُشير بوضوح كاف، ما هو الموقف الذي يليق بالكنيسة. إنه كان سيكون من السهل كثيرًا على بولس، لو كان فكر الرب بأن يقول: "إن آمنا بأن الرب مات وقام، فالله سيحضرنا نحن الذين سنرقد أيضًا معه بواسطة الرب. لأننا نقول لكم هذا في كلمة الرب، أننا نحن الأحياء، الباقين إلى مجيء الرب، لا نسبق الراقدين أبدًا". لماذ</w:t>
-      </w:r>
-      <w:r>
-        <w:rPr>
-          <w:rFonts w:hint="cs"/>
-          <w:rtl/>
-          <w:lang w:val="en-US" w:bidi="ar-AE"/>
+        </w:rPr>
+        <w:t xml:space="preserve"> كأسد مزمجر</w:t>
+      </w:r>
+    </w:p>
+    <w:p>
+      <w:pPr>
+        <w:rPr>
+          <w:rtl/>
+        </w:rPr>
+      </w:pPr>
+      <w:r>
+        <w:rPr>
+          <w:rFonts w:hint="cs"/>
+          <w:rtl/>
+        </w:rPr>
+        <w:t>بولس على سبيل المثال حذّر المؤمنين من التشتت في آسيا الصغرى: "</w:t>
+      </w:r>
+      <w:r>
+        <w:rPr>
+          <w:rtl/>
+        </w:rPr>
+        <w:t xml:space="preserve"> اُصْحُوا وَاسْهَرُوا. لأَنَّ إِبْلِيسَ خَصْمَكُمْ كَأَسَدٍ زَائِرٍ، يَجُولُ مُلْتَمِسًا مَنْ يَبْتَلِعُهُ هُوَ.</w:t>
+      </w:r>
+      <w:r>
+        <w:rPr>
+          <w:rFonts w:hint="cs"/>
+          <w:rtl/>
+        </w:rPr>
+        <w:t>" (1. بطرس 5: 8).</w:t>
+      </w:r>
+    </w:p>
+    <w:p>
+      <w:pPr>
+        <w:rPr>
+          <w:rtl/>
+        </w:rPr>
+      </w:pPr>
+      <w:r>
+        <w:rPr>
+          <w:rFonts w:hint="cs"/>
+          <w:rtl/>
+        </w:rPr>
+        <w:t>"إبليس يجول"، اليوم كما في الماضي! وحقًا له ما يكفي من الأسباب ليقرع جرس الإنذار ويحتل مواقع الحراسة، اليوم وغدًا وفي كل يوم! هو يكره المؤمنين، كنيسة الله على الأرض وشهادتها عن الحق. هو يريد إسكاتها. هو قوي وقادر على أن يجمع أعداء الحق للمقاومة وللتحريض على اضطهاد علني.</w:t>
+      </w:r>
+    </w:p>
+    <w:p>
+      <w:pPr>
+        <w:rPr>
+          <w:rtl/>
+        </w:rPr>
+      </w:pPr>
+      <w:r>
+        <w:rPr>
+          <w:rFonts w:hint="cs"/>
+          <w:rtl/>
+        </w:rPr>
+        <w:t xml:space="preserve">ماذا على المؤمنين أن يفعلوه؟ صحيح، أن يسهروا ويصلوا! فالأمر هو التنبه من المخاطر بوعي صاحٍ. لقد أراد الأسد أن يسطو بالخوف على أولئك المسيحيين بزمجرته لكيما يقولوا: "الأمر أصبح مستحيلاً. إنه لا يحق لنا أن نستمر بالكرازة بالكلمة. إن الأمر خطير بأن </w:t>
+      </w:r>
+      <w:r>
+        <w:rPr>
+          <w:rFonts w:hint="cs"/>
+          <w:rtl/>
+        </w:rPr>
+        <w:t>ن</w:t>
+      </w:r>
+      <w:r>
+        <w:rPr>
+          <w:rFonts w:hint="cs"/>
+          <w:rtl/>
+        </w:rPr>
+        <w:t>شهد عن الرب يسوع. إنه سيؤدي إلى اضطهادات؛ فإننا سنحصد عداوة واحتقار، وسنخسر أموالنا وأملاكنا، وحتى حياتنا</w:t>
+      </w:r>
+      <w:r>
+        <w:rPr>
+          <w:rFonts w:hint="cs"/>
+          <w:rtl/>
+        </w:rPr>
+        <w:t>." لكن هذا لن يكون رد فعل جيد. إنهم ما كان عليهم أن يسهروا لحماية حياتهم. إن الرسول أنذرهم بدلاً من ذلك: "قاوموه راسخين" (عدد 9). لقد كان عليهم أن يحترسوا بأن لا يتوقفوا عن نشر الإنجيل بالخوف على حياتهم.</w:t>
+      </w:r>
+    </w:p>
+    <w:p>
+      <w:pPr>
+        <w:rPr>
+          <w:rtl/>
+        </w:rPr>
+      </w:pPr>
+      <w:r>
+        <w:rPr>
+          <w:rFonts w:hint="cs"/>
+          <w:rtl/>
+        </w:rPr>
+        <w:t>إن هذا الأسد كان قد زمجر في أورشليم أيضًا. بطرس ويوحنا كانا مهددين بصورة شديدة، "</w:t>
+      </w:r>
+      <w:r>
+        <w:rPr>
+          <w:rtl/>
+        </w:rPr>
+        <w:t xml:space="preserve"> أَنْ لاَ يُكَلِّمَا أَحَدًا مِنَ النَّاسِ فِيمَا بَعْدُ بِهذَا الاسْمِ</w:t>
+      </w:r>
+      <w:r>
+        <w:rPr>
+          <w:rFonts w:hint="cs"/>
+          <w:rtl/>
+        </w:rPr>
+        <w:t>" (أعمال الرسل 4: 17). لكن ما الذي فعلاه هذان الشاهدان جبارا البأس؟ هما ذهبا إلى خاصتهم وصلوا جميعهم معًا: "</w:t>
+      </w:r>
+      <w:r>
+        <w:rPr>
+          <w:rtl/>
+        </w:rPr>
+        <w:t xml:space="preserve"> وَالآنَ يَارَبُّ، انْظُرْ إِلَى تَهْدِيدَاتِهِمْ، وَامْنَحْ عَبِيدَكَ أَنْ يَتَكَلَّمُوا بِكَلاَمِكَ بِكُلِّ مُجَاهَرَةٍ،  </w:t>
+      </w:r>
+      <w:r>
+        <w:rPr>
+          <w:rFonts w:hint="cs"/>
+          <w:rtl/>
+        </w:rPr>
+        <w:t xml:space="preserve">... </w:t>
+      </w:r>
+      <w:r>
+        <w:rPr>
+          <w:rtl/>
+        </w:rPr>
+        <w:t>وَلَمَّا صَلَّوْا تَزَعْزَعَ الْمَكَانُ الَّذِي كَانُوا مُجْتَمِعِينَ فِيهِ، وَامْتَلأَ الْجَمِيعُ مِنَ الرُّوحِ الْقُدُسِ، وَكَانُوا يَتَكَلَّمُونَ بِكَلاَمِ اللهِ بِمُجَاهَرَةٍ. ».</w:t>
+      </w:r>
+      <w:r>
+        <w:rPr>
+          <w:rFonts w:hint="cs"/>
+          <w:rtl/>
+        </w:rPr>
+        <w:t xml:space="preserve"> (الأعداد 29 و 31). هم سهروا وصلوا. كنتيجة لهذا الأمر قاوموا العدو ومقاصده الأسيفة بقوة الروح القدس.</w:t>
+      </w:r>
+    </w:p>
+    <w:p>
+      <w:pPr>
+        <w:rPr>
+          <w:rtl/>
+        </w:rPr>
+      </w:pPr>
+      <w:r>
+        <w:rPr>
+          <w:rFonts w:hint="cs"/>
+          <w:rtl/>
+        </w:rPr>
+        <w:t>في أحيائنا اليوم لا نسمع كثيرًا عن "أسد مزمجر"</w:t>
+      </w:r>
+      <w:r>
+        <w:rPr>
+          <w:rFonts w:hint="cs"/>
+          <w:rtl/>
+        </w:rPr>
+        <w:t>. الشهادة الأمينة لا تخاطر بحياتها ولا بخسارة أملاكها، وإنا فقط بالقليل من العار من أجل يسوع ... لكن هل هذا يكفينا بأن نمد الأسلحة ونسكت؟ هل ننام؟ إن هذا لا يجوز! دعونا نسهر ونصلي ونقاوم بصورة دائمة مقاصد العدو! عندها سيحدث معنا ما قد حدث مع أولئك الشهود الأمناء: "</w:t>
+      </w:r>
+      <w:r>
+        <w:rPr>
+          <w:rtl/>
+        </w:rPr>
+        <w:t xml:space="preserve"> 41 وَأَمَّا هُمْ فَذَهَبُوا فَرِحِينَ مِنْ أَمَامِ الْمَجْمَعِ، لأَنَّهُمْ حُسِبُوا مُسْتَأْهِلِينَ أَنْ يُهَانُوا مِنْ أَجْلِ اسْمِهِ.</w:t>
+      </w:r>
+      <w:r>
+        <w:rPr>
+          <w:rFonts w:hint="cs"/>
+          <w:rtl/>
+        </w:rPr>
+        <w:t>" (أعمال الرسل 5: 41).</w:t>
+      </w:r>
+    </w:p>
+    <w:p>
+      <w:pPr>
+        <w:rPr>
+          <w:rtl/>
+        </w:rPr>
+      </w:pPr>
+      <w:r>
+        <w:rPr>
+          <w:rFonts w:hint="cs"/>
+          <w:rtl/>
+        </w:rPr>
+        <w:t xml:space="preserve">إبليس يجول </w:t>
+      </w:r>
+      <w:r>
+        <w:rPr>
+          <w:rtl/>
+        </w:rPr>
+        <w:t>–</w:t>
+      </w:r>
+      <w:r>
+        <w:rPr>
+          <w:rFonts w:hint="cs"/>
+          <w:rtl/>
+        </w:rPr>
+        <w:t xml:space="preserve"> كحية مخادعة</w:t>
+      </w:r>
+    </w:p>
+    <w:p>
+      <w:pPr>
+        <w:rPr>
+          <w:rtl/>
+        </w:rPr>
+      </w:pPr>
+      <w:r>
+        <w:rPr>
+          <w:rFonts w:hint="cs"/>
+          <w:rtl/>
+        </w:rPr>
+        <w:t xml:space="preserve">إبليس لا ينام أبدًا. خصمنا سهران باستمرار. هو "يجول في كل الأرض" و "يتجول </w:t>
+      </w:r>
+      <w:r>
+        <w:rPr>
+          <w:rFonts w:hint="cs"/>
+          <w:rtl/>
+        </w:rPr>
+        <w:t>فيها</w:t>
+      </w:r>
+      <w:r>
+        <w:rPr>
+          <w:rFonts w:hint="cs"/>
+          <w:rtl/>
+        </w:rPr>
+        <w:t>". هو يضع عينه على المؤمنين، كما فعل مع أيوب، وهو يعلم بخبرة آلاف السنين كيف يوقعهم في الفخ. هو يمكنه أن يغيّر نفسه لأجل هذه الغاية. إن لم يصل لغايته كأسد مزمجر، فربما سيأتي كـ"نبي كاذب في لباس الخراف" أو "كحية" مخادعة. يا له من خطر لنا! كيف سنواجهه؟</w:t>
+      </w:r>
+    </w:p>
+    <w:p>
+      <w:pPr>
+        <w:rPr>
+          <w:rtl/>
+        </w:rPr>
+      </w:pPr>
+      <w:r>
+        <w:rPr>
+          <w:rFonts w:hint="cs"/>
+          <w:rtl/>
+        </w:rPr>
+        <w:t>أول زوج</w:t>
+      </w:r>
+      <w:r>
+        <w:rPr>
+          <w:rFonts w:hint="cs"/>
+          <w:rtl/>
+        </w:rPr>
+        <w:t xml:space="preserve"> كانت مهمته بأن "يفلح الجنة ويحفظها" (تكوين 2: 15). نحن لا نعلم كم من الأيام </w:t>
+      </w:r>
+      <w:r>
+        <w:rPr>
+          <w:rFonts w:hint="cs"/>
+          <w:rtl/>
+        </w:rPr>
+        <w:t>قاما</w:t>
+      </w:r>
+      <w:r>
+        <w:rPr>
+          <w:rFonts w:hint="cs"/>
+          <w:rtl/>
+        </w:rPr>
+        <w:t xml:space="preserve"> بذلك </w:t>
+      </w:r>
+      <w:r>
+        <w:rPr>
+          <w:rFonts w:hint="cs"/>
+          <w:rtl/>
+        </w:rPr>
+        <w:t>بأمانة</w:t>
+      </w:r>
+      <w:r>
+        <w:rPr>
+          <w:rFonts w:hint="cs"/>
+          <w:rtl/>
+        </w:rPr>
+        <w:t>، وحتى متى كانت متجهة أشواقهما في مخافة لله واعتماد على الله الخالق، الذي أظهر لهما ذاته بلُطف لا حد له. آهٍ، عندما يحيد القلب عنه فالأمر لن يطول حتى تزل القدمان عن وصاياه!</w:t>
+      </w:r>
+    </w:p>
+    <w:p>
+      <w:pPr>
+        <w:rPr>
+          <w:rtl/>
+        </w:rPr>
+      </w:pPr>
+      <w:r>
+        <w:rPr>
+          <w:rFonts w:hint="cs"/>
+          <w:rtl/>
+        </w:rPr>
+        <w:t>إبليس في هيئته كالحية المليئة بالمكايد زحفت إلى الجنة باختلاس (تكوين 3). ولم يُسمَع لها صوت عند إتيانها. هي أتت في تمويه دقيق. ومَن وجدت أمامها؟ حواءً وآدمًا لم يسهرا. لأجل ذلك نجحت في قلب كلمة الله وزرع عدم الثقة في الله واشتهاء الثمر المحرّم في القلب. وبالتالي أغوتهما كليهما للعصيان على وصية كان الله قد أوصاهم</w:t>
+      </w:r>
+      <w:r>
+        <w:rPr>
+          <w:rFonts w:hint="cs"/>
+          <w:rtl/>
         </w:rPr>
         <w:t>ا</w:t>
       </w:r>
@@ -449,209 +497,96 @@
         <w:rPr>
           <w:rFonts w:hint="cs"/>
           <w:rtl/>
-          <w:lang w:val="en-US" w:bidi="ar-AE"/>
-        </w:rPr>
-        <w:t xml:space="preserve"> هو لا يتكلم بهذه الصورة؟ بالتأكيد، لأنه كان بحسب مشيئة الرب أن قديسيه </w:t>
-      </w:r>
-      <w:r>
-        <w:rPr>
-          <w:rFonts w:hint="cs"/>
-          <w:rtl/>
-          <w:lang w:val="en-US" w:bidi="ar-AE"/>
-        </w:rPr>
-        <w:t>انتظروه على الدوام. إن الرسول لم يكن باستطاعته أن يقول ولا أحد منا الآن يمكنه أن يقول، بأننا يقينًا سنكون من بين تعداد الأحياء والباقين. إن الرسول علم فيما بعد ذلك وبإعلان خاص، أن لن يبقى إلى ذلك الحين. ومن الممكن أن يكون هذا معنا نحن أيضًا. من الممكن أن الرب سيتأخر إلى أننا جميعنا نرقد فيه؛ لكن لافتقارنا لإعلانات محددة في هذا الموضوع على الإيمان أن يقول كما في هذا الموضع: "</w:t>
-      </w:r>
-      <w:r>
-        <w:rPr>
-          <w:rtl/>
-        </w:rPr>
-        <w:t xml:space="preserve"> </w:t>
-      </w:r>
-      <w:r>
-        <w:rPr>
-          <w:rtl/>
-          <w:lang w:val="en-US" w:bidi="ar-AE"/>
-        </w:rPr>
-        <w:t>إِنَّنَا نَحْنُ الأَحْيَاءَ الْبَاقِينَ</w:t>
-      </w:r>
-      <w:r>
-        <w:rPr>
-          <w:rFonts w:hint="cs"/>
-          <w:rtl/>
-          <w:lang w:val="en-US" w:bidi="ar-AE"/>
-        </w:rPr>
-        <w:t>". إن الإيمان يضعنا حيث يتمنى الرب بأن يرانا، أي في انتظار وسهر دائم. إن العذارى سيتقابلن مع العريس، وإن كان الإيمان سيُمتحن أيضًا، عندما سيبدو أن غاية الرجاء قد تأجّل، فليس لنا أن نقول: "سيدي يبطئ قدومه". إن الرسول يطلب "</w:t>
-      </w:r>
-      <w:r>
-        <w:rPr>
-          <w:rtl/>
-          <w:lang w:val="en-US" w:bidi="ar-AE"/>
-        </w:rPr>
-        <w:t xml:space="preserve"> وَالرَّبُّ يَهْدِي قُلُوبَكُمْ إِلَى مَحَبَّةِ اللهِ، وَإِلَى صَبْرِ الْمَسِيحِ.</w:t>
-      </w:r>
-      <w:r>
-        <w:rPr>
-          <w:rFonts w:hint="cs"/>
-          <w:rtl/>
-          <w:lang w:val="en-US" w:bidi="ar-AE"/>
-        </w:rPr>
-        <w:t>" (2. ت</w:t>
-      </w:r>
-      <w:r>
-        <w:rPr>
-          <w:rFonts w:hint="cs"/>
-          <w:rtl/>
-          <w:lang w:val="en-US" w:bidi="ar-AE"/>
-        </w:rPr>
-        <w:t>س</w:t>
-      </w:r>
-      <w:r>
-        <w:rPr>
-          <w:rFonts w:hint="cs"/>
-          <w:rtl/>
-          <w:lang w:val="en-US" w:bidi="ar-AE"/>
-        </w:rPr>
-        <w:t xml:space="preserve">الونيكي 3: 5). هو يتكلم عن إكليل البر، </w:t>
-      </w:r>
-      <w:r>
-        <w:rPr>
-          <w:rFonts w:hint="cs"/>
-          <w:rtl/>
-          <w:lang w:val="en-US" w:bidi="ar-AE"/>
+        </w:rPr>
+        <w:t xml:space="preserve"> بها. كم كانت نتائج ضعفهما رهيبة</w:t>
+      </w:r>
+      <w:r>
+        <w:rPr>
+          <w:rFonts w:hint="cs"/>
+          <w:rtl/>
+        </w:rPr>
+        <w:t xml:space="preserve">! هم انتزعا وراءهما كل النسل البشري نحو هاوية الخطية والهلاك! "قليل نوم، قليل نعاس، قليلاً من طي اليدين لنوال الراحة </w:t>
+      </w:r>
+      <w:r>
+        <w:rPr>
+          <w:rtl/>
+        </w:rPr>
+        <w:t>–</w:t>
+      </w:r>
+      <w:r>
+        <w:rPr>
+          <w:rFonts w:hint="cs"/>
+          <w:rtl/>
+        </w:rPr>
+        <w:t xml:space="preserve"> وفقرك يأتيك مهرولاً، وعوزك كرجل متسلح" (أمثال 24: 33، 34). "</w:t>
+      </w:r>
+      <w:r>
+        <w:rPr>
+          <w:rtl/>
+        </w:rPr>
+        <w:t>نَوْمٌ قَلِيلٌ بَعْدُ نُعَاسٌ قَلِيلٌ، وَطَيُّ الْيَدَيْنِ قَلِيلاً لِلرُّقُودِ،  34 فَيَأْتِي فَقْرُكَ كَعَدَّاءٍ وَعَوَزُكَ كَغَازٍ.</w:t>
+      </w:r>
+      <w:r>
+        <w:rPr>
+          <w:rFonts w:hint="cs"/>
+          <w:rtl/>
         </w:rPr>
         <w:t>"</w:t>
       </w:r>
-      <w:r>
-        <w:rPr>
-          <w:rtl/>
-          <w:lang w:val="en-US" w:bidi="ar-AE"/>
-        </w:rPr>
-        <w:t>الَّذِي يَهَبُهُ لِي فِي ذلِكَ الْيَوْمِ، الرَّبُّ الدَّيَّانُ الْعَادِلُ، وَلَيْسَ لِي فَقَطْ، بَلْ لِجَمِيعِ الَّذِينَ يُحِبُّونَ ظُهُورَهُ أَيْضًا.</w:t>
-      </w:r>
-      <w:r>
-        <w:rPr>
-          <w:rFonts w:hint="cs"/>
-          <w:rtl/>
-          <w:lang w:val="en-US" w:bidi="ar-AE"/>
-        </w:rPr>
-        <w:t>" (2. تيموثاوس 4: 8). "</w:t>
-      </w:r>
-      <w:r>
-        <w:rPr>
-          <w:rtl/>
-          <w:lang w:val="en-US" w:bidi="ar-AE"/>
-        </w:rPr>
-        <w:t xml:space="preserve"> مُنْتَظِرِينَ الرَّجَاءَ الْمُبَارَكَ وَظُهُورَ مَجْدِ اللهِ الْعَظِيمِ وَمُخَلِّصِنَا يَسُوعَ الْمَسِيحِ،</w:t>
-      </w:r>
-      <w:r>
-        <w:rPr>
-          <w:rFonts w:hint="cs"/>
-          <w:rtl/>
-          <w:lang w:val="en-US" w:bidi="ar-AE"/>
-        </w:rPr>
-        <w:t>" (تيطس 2: 13). "</w:t>
-      </w:r>
-      <w:r>
-        <w:rPr>
-          <w:rtl/>
-        </w:rPr>
-        <w:t xml:space="preserve"> </w:t>
-      </w:r>
-      <w:r>
-        <w:rPr>
-          <w:rtl/>
-          <w:lang w:val="en-US" w:bidi="ar-AE"/>
-        </w:rPr>
-        <w:t>هكَذَا الْمَسِيحُ أَيْضًا، بَعْدَمَا قُدِّمَ مَرَّةً لِكَيْ يَحْمِلَ خَطَايَا كَثِيرِينَ، سَيَظْهَرُ ثَانِيَةً بِلاَ خَطِيَّةٍ لِلْخَلاَصِ لِلَّذِينَ يَنْتَظِرُونَهُ.</w:t>
-      </w:r>
-      <w:r>
-        <w:rPr>
-          <w:rFonts w:hint="cs"/>
-          <w:rtl/>
-          <w:lang w:val="en-US" w:bidi="ar-AE"/>
-        </w:rPr>
-        <w:t>" (عبرانيين 9: 28). ولكيلا نفقد عزيمتنا ولكيلا يجعل هدف الرجاء المؤجّل قلوبنا تكل، لنا تشجيع في هذا الوعد: "</w:t>
-      </w:r>
-      <w:r>
-        <w:rPr>
-          <w:rtl/>
-        </w:rPr>
-        <w:t xml:space="preserve"> </w:t>
-      </w:r>
-      <w:r>
-        <w:rPr>
-          <w:rtl/>
-          <w:lang w:val="en-US" w:bidi="ar-AE"/>
-        </w:rPr>
-        <w:t>أَنَّهُ بَعْدَ قَلِيل جِدًّا «سَيَأْتِي الآتِي وَلاَ يُبْطِئُ.</w:t>
-      </w:r>
-      <w:r>
-        <w:rPr>
-          <w:rFonts w:hint="cs"/>
-          <w:rtl/>
-          <w:lang w:val="en-US" w:bidi="ar-AE"/>
-        </w:rPr>
-        <w:t>" (عبرانيين 10: 37). مع أن بطرس علم من فم الرب نفسه، بأنه لن يبقى إلى حين عودته إلى الأرض، ومع أنه أُخبر بأية ميتة سيمجد بها الله، إلا أنه في رسالته لا توجد كلمة واحدة، تقود الذين كتب لهم أن يعتبروا فراقهم قبل عودة الرب كأمر يقيني. كلا، هو يوجه لهم ولنا أيضًا إنذارات مثل: "</w:t>
-      </w:r>
-      <w:r>
-        <w:rPr>
-          <w:rtl/>
-        </w:rPr>
-        <w:t xml:space="preserve"> </w:t>
-      </w:r>
-      <w:r>
-        <w:rPr>
-          <w:rtl/>
-          <w:lang w:val="en-US" w:bidi="ar-AE"/>
-        </w:rPr>
-        <w:t>مُنْتَظِرِينَ وَطَالِبِينَ سُرْعَةَ مَجِيءِ يَوْمِ الرَّبِّ</w:t>
-      </w:r>
-      <w:r>
-        <w:rPr>
-          <w:rFonts w:hint="cs"/>
-          <w:rtl/>
-          <w:lang w:val="en-US" w:bidi="ar-AE"/>
-        </w:rPr>
-        <w:t xml:space="preserve"> (الله)</w:t>
-      </w:r>
-      <w:r>
-        <w:rPr>
-          <w:rtl/>
-          <w:lang w:val="en-US" w:bidi="ar-AE"/>
-        </w:rPr>
-        <w:t>،</w:t>
-      </w:r>
-      <w:r>
-        <w:rPr>
-          <w:rFonts w:hint="cs"/>
-          <w:rtl/>
-          <w:lang w:val="en-US" w:bidi="ar-AE"/>
-        </w:rPr>
-        <w:t>" (2. بطرس 3: 12). هذه هي الطريقة التي يصف بها موقفنا في الرسالة الثانية.</w:t>
-      </w:r>
-    </w:p>
-    <w:p>
-      <w:pPr>
-        <w:bidi/>
-        <w:jc w:val="both"/>
-        <w:rPr>
-          <w:rtl/>
-          <w:lang w:val="en-US" w:bidi="ar-AE"/>
-        </w:rPr>
-      </w:pPr>
-      <w:r>
-        <w:rPr>
-          <w:lang w:val="de-DE" w:bidi="ar-AE"/>
-        </w:rPr>
-        <w:t xml:space="preserve">Die Ankunft des Herrn ist auch in dem 1. </w:t>
-      </w:r>
-      <w:r>
-        <w:rPr>
-          <w:lang w:val="en-US" w:bidi="ar-AE"/>
-        </w:rPr>
-        <w:t>Johannesbrief angeführt</w:t>
-      </w:r>
-    </w:p>
+    </w:p>
+    <w:p>
+      <w:pPr>
+        <w:rPr>
+          <w:rtl/>
+        </w:rPr>
+      </w:pPr>
+      <w:r>
+        <w:rPr>
+          <w:rFonts w:hint="cs"/>
+          <w:rtl/>
+        </w:rPr>
+        <w:t>نشكر الله! فالمفدي هو "في المسيح" منتشل من أعماق الهاوية ونُقل إلى السمويات. إنه وُهبت له كل البركات السماوية، بركات تفوق إلى حد بعيد ما قد عرفه آدم في أيام براءته. (انظر أفسس 1 و 2).</w:t>
+      </w:r>
+    </w:p>
+    <w:p>
+      <w:pPr>
+        <w:rPr>
+          <w:rtl/>
+        </w:rPr>
+      </w:pPr>
+      <w:r>
+        <w:rPr>
+          <w:rFonts w:hint="cs"/>
+          <w:rtl/>
+        </w:rPr>
+        <w:t>إبليس ليس بمقدوره أن يحرم أي مؤمن، ولا حتى أصغرهم وأضعفهم من هذه البركات السماوية. لكنه يقدر أن يُدخلهم في حيرة وأن يثير بينهم تعاليمًا كاذبة، بحيث أنهم لا يعودون يتمتعوا بها.</w:t>
+      </w:r>
+      <w:r>
+        <w:rPr>
+          <w:rFonts w:hint="cs"/>
+          <w:rtl/>
+        </w:rPr>
+        <w:t xml:space="preserve"> وهذا ما يسعى إليه. إنه يهين بالتالي كرامة الله، كما وكرامة المفدي وجميع الذين كانوا سيتباركون </w:t>
+      </w:r>
+      <w:hyperlink r:id="rId5" w:anchor=":~:text=gesegnet%20werden%20k%C3%B6nnen.-,So%20haben%20denn,-auch%20wir%20fortgesetzt" w:history="1">
+        <w:r>
+          <w:rPr>
+            <w:rStyle w:val="Hyperlink"/>
+            <w:rFonts w:hint="cs"/>
+            <w:rtl/>
+          </w:rPr>
+          <w:t>به</w:t>
+        </w:r>
+      </w:hyperlink>
+      <w:r>
+        <w:rPr>
+          <w:rFonts w:hint="cs"/>
+          <w:rtl/>
+        </w:rPr>
+        <w:t>.</w:t>
+      </w:r>
+    </w:p>
+    <w:p/>
     <w:sectPr>
       <w:pgSz w:w="11906" w:h="16838"/>
       <w:pgMar w:top="1440" w:right="1440" w:bottom="1440" w:left="1440" w:header="708" w:footer="708" w:gutter="0"/>
@@ -670,12 +605,14 @@
         <w:rFonts w:ascii="Sakkal Majalla" w:eastAsiaTheme="minorHAnsi" w:hAnsi="Sakkal Majalla" w:cs="Sakkal Majalla"/>
         <w:sz w:val="28"/>
         <w:szCs w:val="28"/>
-        <w:lang w:val="en-IL" w:eastAsia="en-US" w:bidi="ar-SA"/>
+        <w:lang w:eastAsia="en-US" w:bidi="he-IL"/>
       </w:rPr>
     </w:rPrDefault>
     <w:pPrDefault>
       <w:pPr>
+        <w:bidi/>
         <w:spacing w:after="160" w:line="259" w:lineRule="auto"/>
+        <w:jc w:val="both"/>
       </w:pPr>
     </w:pPrDefault>
   </w:docDefaults>
@@ -1060,6 +997,10 @@
   <w:style w:type="paragraph" w:default="1" w:styleId="Normal">
     <w:name w:val="Normal"/>
     <w:qFormat/>
+    <w:rPr>
+      <w:noProof/>
+      <w:lang w:bidi="ar-LB"/>
+    </w:rPr>
   </w:style>
   <w:style w:type="character" w:default="1" w:styleId="DefaultParagraphFont">
     <w:name w:val="Default Paragraph Font"/>
@@ -1093,7 +1034,7 @@
     <w:basedOn w:val="DefaultParagraphFont"/>
     <w:uiPriority w:val="99"/>
     <w:unhideWhenUsed/>
-    <w:rsid w:val="00E85F07"/>
+    <w:rsid w:val="00F70838"/>
     <w:rPr>
       <w:color w:val="0563C1" w:themeColor="hyperlink"/>
       <w:u w:val="single"/>
@@ -1105,7 +1046,7 @@
     <w:uiPriority w:val="99"/>
     <w:semiHidden/>
     <w:unhideWhenUsed/>
-    <w:rsid w:val="00E85F07"/>
+    <w:rsid w:val="00F70838"/>
     <w:rPr>
       <w:color w:val="605E5C"/>
       <w:shd w:val="clear" w:color="auto" w:fill="E1DFDD"/>
@@ -1117,7 +1058,7 @@
     <w:uiPriority w:val="99"/>
     <w:semiHidden/>
     <w:unhideWhenUsed/>
-    <w:rsid w:val="00492503"/>
+    <w:rsid w:val="00962EB1"/>
     <w:rPr>
       <w:color w:val="954F72" w:themeColor="followedHyperlink"/>
       <w:u w:val="single"/>
@@ -1127,7 +1068,7 @@
 </file>
 
 <file path=word/theme/theme1.xml><?xml version="1.0" encoding="utf-8"?>
-<a:theme xmlns:a="http://schemas.openxmlformats.org/drawingml/2006/main" name="ערכת נושא Office">
+<a:theme xmlns:a="http://schemas.openxmlformats.org/drawingml/2006/main" name="Office Theme">
   <a:themeElements>
     <a:clrScheme name="Office">
       <a:dk1>

--- a/docs/downloads/منوعات/doc_0684.docx
+++ b/docs/downloads/منوعات/doc_0684.docx
@@ -1,11 +1,12 @@
 
 <file path=word/document.xml><?xml version="1.0" encoding="utf-8"?>
-<w:document xmlns:wpc="http://schemas.microsoft.com/office/word/2010/wordprocessingCanvas" xmlns:cx="http://schemas.microsoft.com/office/drawing/2014/chartex" xmlns:cx1="http://schemas.microsoft.com/office/drawing/2015/9/8/chartex" xmlns:cx2="http://schemas.microsoft.com/office/drawing/2015/10/21/chartex" xmlns:cx3="http://schemas.microsoft.com/office/drawing/2016/5/9/chartex" xmlns:cx4="http://schemas.microsoft.com/office/drawing/2016/5/10/chartex" xmlns:cx5="http://schemas.microsoft.com/office/drawing/2016/5/11/chartex" xmlns:cx6="http://schemas.microsoft.com/office/drawing/2016/5/12/chartex" xmlns:cx7="http://schemas.microsoft.com/office/drawing/2016/5/13/chartex" xmlns:cx8="http://schemas.microsoft.com/office/drawing/2016/5/14/chartex" xmlns:mc="http://schemas.openxmlformats.org/markup-compatibility/2006" xmlns:aink="http://schemas.microsoft.com/office/drawing/2016/ink" xmlns:am3d="http://schemas.microsoft.com/office/drawing/2017/model3d" xmlns:o="urn:schemas-microsoft-com:office:office" xmlns:r="http://schemas.openxmlformats.org/officeDocument/2006/relationships" xmlns:m="http://schemas.openxmlformats.org/officeDocument/2006/math" xmlns:v="urn:schemas-microsoft-com:vml" xmlns:wp14="http://schemas.microsoft.com/office/word/2010/wordprocessingDrawing" xmlns:wp="http://schemas.openxmlformats.org/drawingml/2006/wordprocessingDrawing" xmlns:w10="urn:schemas-microsoft-com:office:word" xmlns:w="http://schemas.openxmlformats.org/wordprocessingml/2006/main" xmlns:w14="http://schemas.microsoft.com/office/word/2010/wordml" xmlns:w15="http://schemas.microsoft.com/office/word/2012/wordml" xmlns:w16cex="http://schemas.microsoft.com/office/word/2018/wordml/cex" xmlns:w16cid="http://schemas.microsoft.com/office/word/2016/wordml/cid" xmlns:w16="http://schemas.microsoft.com/office/word/2018/wordml" xmlns:w16sdtdh="http://schemas.microsoft.com/office/word/2020/wordml/sdtdatahash" xmlns:w16se="http://schemas.microsoft.com/office/word/2015/wordml/symex" xmlns:wpg="http://schemas.microsoft.com/office/word/2010/wordprocessingGroup" xmlns:wpi="http://schemas.microsoft.com/office/word/2010/wordprocessingInk" xmlns:wne="http://schemas.microsoft.com/office/word/2006/wordml" xmlns:wps="http://schemas.microsoft.com/office/word/2010/wordprocessingShape" mc:Ignorable="w14 w15 w16se w16cid w16 w16cex w16sdtdh wp14">
+<w:document xmlns:wpc="http://schemas.microsoft.com/office/word/2010/wordprocessingCanvas" xmlns:cx="http://schemas.microsoft.com/office/drawing/2014/chartex" xmlns:cx1="http://schemas.microsoft.com/office/drawing/2015/9/8/chartex" xmlns:cx2="http://schemas.microsoft.com/office/drawing/2015/10/21/chartex" xmlns:cx3="http://schemas.microsoft.com/office/drawing/2016/5/9/chartex" xmlns:cx4="http://schemas.microsoft.com/office/drawing/2016/5/10/chartex" xmlns:cx5="http://schemas.microsoft.com/office/drawing/2016/5/11/chartex" xmlns:cx6="http://schemas.microsoft.com/office/drawing/2016/5/12/chartex" xmlns:cx7="http://schemas.microsoft.com/office/drawing/2016/5/13/chartex" xmlns:cx8="http://schemas.microsoft.com/office/drawing/2016/5/14/chartex" xmlns:mc="http://schemas.openxmlformats.org/markup-compatibility/2006" xmlns:aink="http://schemas.microsoft.com/office/drawing/2016/ink" xmlns:am3d="http://schemas.microsoft.com/office/drawing/2017/model3d" xmlns:o="urn:schemas-microsoft-com:office:office" xmlns:r="http://schemas.openxmlformats.org/officeDocument/2006/relationships" xmlns:m="http://schemas.openxmlformats.org/officeDocument/2006/math" xmlns:v="urn:schemas-microsoft-com:vml" xmlns:wp14="http://schemas.microsoft.com/office/word/2010/wordprocessingDrawing" xmlns:wp="http://schemas.openxmlformats.org/drawingml/2006/wordprocessingDrawing" xmlns:w10="urn:schemas-microsoft-com:office:word" xmlns:w="http://schemas.openxmlformats.org/wordprocessingml/2006/main" xmlns:w14="http://schemas.microsoft.com/office/word/2010/wordml" xmlns:w15="http://schemas.microsoft.com/office/word/2012/wordml" xmlns:w16cid="http://schemas.microsoft.com/office/word/2016/wordml/cid" xmlns:w16se="http://schemas.microsoft.com/office/word/2015/wordml/symex" xmlns:wpg="http://schemas.microsoft.com/office/word/2010/wordprocessingGroup" xmlns:wpi="http://schemas.microsoft.com/office/word/2010/wordprocessingInk" xmlns:wne="http://schemas.microsoft.com/office/word/2006/wordml" xmlns:wps="http://schemas.microsoft.com/office/word/2010/wordprocessingShape" mc:Ignorable="w14 w15 w16se w16cid wp14">
   <w:body>
     <w:p>
       <w:pPr>
         <w:rPr>
           <w:rtl/>
+          <w:lang w:bidi="ar-AE"/>
         </w:rPr>
       </w:pPr>
       <w:hyperlink r:id="rId4" w:history="1">
@@ -14,8 +15,9 @@
             <w:rStyle w:val="Hyperlink"/>
             <w:rFonts w:hint="cs"/>
             <w:rtl/>
+            <w:lang w:bidi="ar-AE"/>
           </w:rPr>
-          <w:t>السهر والصلاة</w:t>
+          <w:t>الذي معه المفتاح</w:t>
         </w:r>
       </w:hyperlink>
     </w:p>
@@ -23,574 +25,195 @@
       <w:pPr>
         <w:rPr>
           <w:rtl/>
+          <w:lang w:bidi="ar-AE"/>
         </w:rPr>
       </w:pPr>
       <w:r>
         <w:rPr>
-          <w:rFonts w:hint="cs"/>
-          <w:rtl/>
-        </w:rPr>
-        <w:t>دعونا اليوم نتكلم عن موضوع عملي ولكنه في غاية الأهمية عن السهر والصلاة.</w:t>
-      </w:r>
+          <w:lang w:bidi="ar-AE"/>
+        </w:rPr>
+        <w:t>Tim Hadley</w:t>
+      </w:r>
+      <w:bookmarkStart w:id="0" w:name="_GoBack"/>
+      <w:bookmarkEnd w:id="0"/>
     </w:p>
     <w:p>
       <w:pPr>
         <w:rPr>
           <w:rtl/>
+          <w:lang w:bidi="ar-AE"/>
         </w:rPr>
       </w:pPr>
       <w:r>
         <w:rPr>
           <w:rFonts w:hint="cs"/>
           <w:rtl/>
-        </w:rPr>
-        <w:t xml:space="preserve">لنفترض لو أننا عرفنا عن يقين بأنه هنالك سارق يجول حول بيتنا يحاول أن يسرق كل ما نملكه </w:t>
-      </w:r>
-      <w:r>
-        <w:rPr>
-          <w:rtl/>
-        </w:rPr>
-        <w:t>–</w:t>
-      </w:r>
-      <w:r>
-        <w:rPr>
-          <w:rFonts w:hint="cs"/>
-          <w:rtl/>
-        </w:rPr>
-        <w:t xml:space="preserve"> أننا نكون على عِلم بأنه هنالك بعض الناس الوقحين يتربصون لنا في عداء بلا رحمة، ليؤذوننا دون توقف. فما الذي سنفعله عندها؟ إننا عندها سنكون محترسين دون توقف. إننا كنا سنتخذ كل وسائل الوقاية لكي نبقى قدر المستطاع تحت الحفظ.</w:t>
+          <w:lang w:bidi="ar-AE"/>
+        </w:rPr>
+        <w:t>"</w:t>
+      </w:r>
+      <w:r>
+        <w:rPr>
+          <w:rtl/>
+          <w:lang w:bidi="ar-AE"/>
+        </w:rPr>
+        <w:t xml:space="preserve"> 18 قَرِيبٌ هُوَ الرَّبُّ مِنَ الْمُنْكَسِرِي الْقُلُوبِ، وَيُخَلِّصُ</w:t>
+      </w:r>
+      <w:r>
+        <w:rPr>
+          <w:rFonts w:hint="cs"/>
+          <w:rtl/>
+          <w:lang w:bidi="ar-AE"/>
+        </w:rPr>
+        <w:t xml:space="preserve"> (يعين)</w:t>
+      </w:r>
+      <w:r>
+        <w:rPr>
+          <w:rtl/>
+          <w:lang w:bidi="ar-AE"/>
+        </w:rPr>
+        <w:t xml:space="preserve"> الْمُنْسَحِقِي الرُّوحِ.</w:t>
+      </w:r>
+      <w:r>
+        <w:rPr>
+          <w:rFonts w:hint="cs"/>
+          <w:rtl/>
+          <w:lang w:bidi="ar-AE"/>
+        </w:rPr>
+        <w:t>" مزمور 34: 18</w:t>
       </w:r>
     </w:p>
     <w:p>
       <w:pPr>
         <w:rPr>
           <w:rtl/>
+          <w:lang w:bidi="ar-AE"/>
         </w:rPr>
       </w:pPr>
       <w:r>
         <w:rPr>
           <w:rFonts w:hint="cs"/>
           <w:rtl/>
-        </w:rPr>
-        <w:t>هكذا مدعو المسيحي بأن يسهر دون انقطاع في الكلمة، ليس فقط في أيام الخطر، وإنما في كل حين، في كل طريقه هنا على الأرض إلى أن يصل إلى السماء، حيث لن يكون للسهر احتياج فيما بعد.</w:t>
+          <w:lang w:bidi="ar-AE"/>
+        </w:rPr>
+        <w:t xml:space="preserve">تبعد مدينة نايين عن كفرناحوم 25 ميلاً، سفر يوم على وجه التحديد. في لوقا 7: 11 </w:t>
+      </w:r>
+      <w:r>
+        <w:rPr>
+          <w:rtl/>
+          <w:lang w:bidi="ar-AE"/>
+        </w:rPr>
+        <w:t>–</w:t>
+      </w:r>
+      <w:r>
+        <w:rPr>
+          <w:rFonts w:hint="cs"/>
+          <w:rtl/>
+          <w:lang w:bidi="ar-AE"/>
+        </w:rPr>
+        <w:t xml:space="preserve"> 17 نرى كيف أن الرب ذهب هناك ورافقته جموع كبيرة من الناس. حينما اقتربوا من المدينة، خرج جمع كبير من الناس من المدينة؛ لقد كانت جنازة. وقد حملوا رجلاً ميتًا. </w:t>
+      </w:r>
+      <w:r>
+        <w:rPr>
+          <w:rFonts w:hint="cs"/>
+          <w:rtl/>
+          <w:lang w:bidi="ar-AE"/>
+        </w:rPr>
+        <w:t xml:space="preserve">وإذ كان اليهود يدفنون موتاهم في ذلك اليوم (تثنية 21:23؛ أعمال الرسل 5: 5 </w:t>
+      </w:r>
+      <w:r>
+        <w:rPr>
+          <w:rtl/>
+          <w:lang w:bidi="ar-AE"/>
+        </w:rPr>
+        <w:t>–</w:t>
+      </w:r>
+      <w:r>
+        <w:rPr>
+          <w:rFonts w:hint="cs"/>
+          <w:rtl/>
+          <w:lang w:bidi="ar-AE"/>
+        </w:rPr>
+        <w:t xml:space="preserve"> 10)، يمكننا أن نستنتج بأن هذا الرجل لم يمر عليه الكثير من الوقت منذ موته. الذي مات كان وحيد أرملة وهي كانت حزينة جدًا! هي كانت تعاني! لكن الرب يسوع كان قريبًا!</w:t>
       </w:r>
     </w:p>
     <w:p>
       <w:pPr>
         <w:rPr>
           <w:rtl/>
+          <w:lang w:bidi="ar-AE"/>
         </w:rPr>
       </w:pPr>
       <w:r>
         <w:rPr>
           <w:rFonts w:hint="cs"/>
           <w:rtl/>
-        </w:rPr>
-        <w:t>فلماذا إذًا؟ ربما أملاك</w:t>
-      </w:r>
-      <w:r>
-        <w:rPr>
-          <w:rFonts w:hint="cs"/>
-          <w:rtl/>
-        </w:rPr>
-        <w:t>ه</w:t>
-      </w:r>
-      <w:r>
-        <w:rPr>
-          <w:rFonts w:hint="cs"/>
-          <w:rtl/>
-        </w:rPr>
-        <w:t xml:space="preserve"> المادية ليست معرضة للخطر أبدًا، وليس لقلب</w:t>
-      </w:r>
-      <w:r>
-        <w:rPr>
-          <w:rFonts w:hint="cs"/>
-          <w:rtl/>
-        </w:rPr>
-        <w:t>ه</w:t>
-      </w:r>
-      <w:r>
-        <w:rPr>
-          <w:rFonts w:hint="cs"/>
-          <w:rtl/>
-        </w:rPr>
-        <w:t xml:space="preserve"> أن يبقى متعلقًا بذلك. </w:t>
-      </w:r>
-      <w:r>
-        <w:rPr>
-          <w:rFonts w:hint="cs"/>
-          <w:rtl/>
-        </w:rPr>
-        <w:t>كما</w:t>
-      </w:r>
-      <w:r>
-        <w:rPr>
-          <w:rFonts w:hint="cs"/>
-          <w:rtl/>
-        </w:rPr>
-        <w:t xml:space="preserve"> </w:t>
-      </w:r>
-      <w:r>
-        <w:rPr>
-          <w:rFonts w:hint="cs"/>
-          <w:rtl/>
-        </w:rPr>
-        <w:t>وأنه، بقدر ما هو متعلق به، سيعيش مع الناس في سلام، حتى أنه لن يكون عنده الكثير من الأعداء</w:t>
-      </w:r>
-      <w:r>
-        <w:rPr>
-          <w:rFonts w:hint="cs"/>
-          <w:rtl/>
-        </w:rPr>
-        <w:t xml:space="preserve"> </w:t>
-      </w:r>
-      <w:r>
-        <w:rPr>
-          <w:rFonts w:hint="cs"/>
-          <w:rtl/>
-        </w:rPr>
-        <w:t>كإنسان.</w:t>
+          <w:lang w:bidi="ar-AE"/>
+        </w:rPr>
+        <w:t>إننا في هذا المقطع لا نرى فقط حشدين من الناس، وإنما أيضًا ابنين. الواحد هو وحيد أرملة باكية،</w:t>
+      </w:r>
+      <w:r>
+        <w:rPr>
+          <w:rFonts w:hint="cs"/>
+          <w:rtl/>
+          <w:lang w:bidi="ar-AE"/>
+        </w:rPr>
+        <w:t xml:space="preserve"> والآخر ابن الله الوحيد. ابنٌ كان ميتًا، والابن الآخر كان القيامة والحياة! إننا نرى هنا أيضًا متألمين يتقابلان معًا: المرأة التي حملت همومها وكربها، والرب يسوع، الذي هو رجل الأوجاع ومختبر الحزن (أشعياء 53: 3، 4). هو مَن استطاع أن يشعر بحزن المرأة ...</w:t>
       </w:r>
     </w:p>
     <w:p>
       <w:pPr>
         <w:rPr>
           <w:rtl/>
+          <w:lang w:bidi="ar-AE"/>
         </w:rPr>
       </w:pPr>
       <w:r>
         <w:rPr>
           <w:rFonts w:hint="cs"/>
           <w:rtl/>
-        </w:rPr>
-        <w:t>لكن هنالك لصوص وأعداء بصورة دائمة يريدون أن يسلبوا من المسيحي مكنوز إيمانه ويحاولوا أن يتسببوا له بأضرار روحية في كل نحو. فلهذا دعا الرب تلاميذه بصورة ملحة: "اسهروا وصلوا!" ولأجل هذا السبب أنذر الرسل المؤمنين أيضًا بالسهر دون انقطاع.</w:t>
+          <w:lang w:bidi="ar-AE"/>
+        </w:rPr>
+        <w:t>في ذلك اليوم أيضًا كانا عدوان في الطريق: الموت، ومَن له سلطان على الموت. الرب يسوع غلب الموت، العدو الأخير، الذي يفصلنا عن جسدنا ويفصل نفوسنا عن الله إن كنا لا نعرف الرب يسوع المسيح مخلصًا لنا! لكن كيفما غلب الرب يسوع الموت بإقامته ابن هذه المرأة الباكبة بكلمة بسيطة، هكذا أيضًا غلب وقهر مَن له سلطان الموت بدخوله الموت من أجلنا (عبرانيين 2: 14).</w:t>
       </w:r>
     </w:p>
     <w:p>
       <w:pPr>
         <w:rPr>
-          <w:rtl/>
+          <w:rFonts w:hint="cs"/>
+          <w:lang w:bidi="ar-AE"/>
         </w:rPr>
       </w:pPr>
       <w:r>
         <w:rPr>
           <w:rFonts w:hint="cs"/>
           <w:rtl/>
-        </w:rPr>
-        <w:t>سنذكر الآن بعض النقاط علينا أن نلفت أنظارنا إليها بصورة خاصة!</w:t>
+          <w:lang w:bidi="ar-AE"/>
+        </w:rPr>
+        <w:t>الرب يسوع يقول منتصرًا: "</w:t>
+      </w:r>
+      <w:r>
+        <w:rPr>
+          <w:rtl/>
+          <w:lang w:bidi="ar-AE"/>
+        </w:rPr>
+        <w:t>وَالْحَيُّ. وَكُنْتُ مَيْتًا، وَهَا أَنَا حَيٌّ إِلَى أَبَدِ الآبِدِينَ! آمِينَ. وَلِي مَفَاتِيحُ الْهَاوِيَةِ وَالْمَوْتِ.</w:t>
+      </w:r>
+      <w:r>
+        <w:rPr>
+          <w:rFonts w:hint="cs"/>
+          <w:rtl/>
+          <w:lang w:bidi="ar-AE"/>
+        </w:rPr>
+        <w:t>" (رؤيا 1: 18).</w:t>
       </w:r>
     </w:p>
-    <w:p>
-      <w:pPr>
-        <w:rPr>
-          <w:rtl/>
-        </w:rPr>
-      </w:pPr>
-      <w:r>
-        <w:rPr>
-          <w:rFonts w:hint="cs"/>
-          <w:rtl/>
-        </w:rPr>
-        <w:t xml:space="preserve">إبليس يجول </w:t>
-      </w:r>
-      <w:r>
-        <w:rPr>
-          <w:rtl/>
-        </w:rPr>
-        <w:t>–</w:t>
-      </w:r>
-      <w:r>
-        <w:rPr>
-          <w:rFonts w:hint="cs"/>
-          <w:rtl/>
-        </w:rPr>
-        <w:t xml:space="preserve"> كأسد مزمجر</w:t>
-      </w:r>
-    </w:p>
-    <w:p>
-      <w:pPr>
-        <w:rPr>
-          <w:rtl/>
-        </w:rPr>
-      </w:pPr>
-      <w:r>
-        <w:rPr>
-          <w:rFonts w:hint="cs"/>
-          <w:rtl/>
-        </w:rPr>
-        <w:t>بولس على سبيل المثال حذّر المؤمنين من التشتت في آسيا الصغرى: "</w:t>
-      </w:r>
-      <w:r>
-        <w:rPr>
-          <w:rtl/>
-        </w:rPr>
-        <w:t xml:space="preserve"> اُصْحُوا وَاسْهَرُوا. لأَنَّ إِبْلِيسَ خَصْمَكُمْ كَأَسَدٍ زَائِرٍ، يَجُولُ مُلْتَمِسًا مَنْ يَبْتَلِعُهُ هُوَ.</w:t>
-      </w:r>
-      <w:r>
-        <w:rPr>
-          <w:rFonts w:hint="cs"/>
-          <w:rtl/>
-        </w:rPr>
-        <w:t>" (1. بطرس 5: 8).</w:t>
-      </w:r>
-    </w:p>
-    <w:p>
-      <w:pPr>
-        <w:rPr>
-          <w:rtl/>
-        </w:rPr>
-      </w:pPr>
-      <w:r>
-        <w:rPr>
-          <w:rFonts w:hint="cs"/>
-          <w:rtl/>
-        </w:rPr>
-        <w:t>"إبليس يجول"، اليوم كما في الماضي! وحقًا له ما يكفي من الأسباب ليقرع جرس الإنذار ويحتل مواقع الحراسة، اليوم وغدًا وفي كل يوم! هو يكره المؤمنين، كنيسة الله على الأرض وشهادتها عن الحق. هو يريد إسكاتها. هو قوي وقادر على أن يجمع أعداء الحق للمقاومة وللتحريض على اضطهاد علني.</w:t>
-      </w:r>
-    </w:p>
-    <w:p>
-      <w:pPr>
-        <w:rPr>
-          <w:rtl/>
-        </w:rPr>
-      </w:pPr>
-      <w:r>
-        <w:rPr>
-          <w:rFonts w:hint="cs"/>
-          <w:rtl/>
-        </w:rPr>
-        <w:t xml:space="preserve">ماذا على المؤمنين أن يفعلوه؟ صحيح، أن يسهروا ويصلوا! فالأمر هو التنبه من المخاطر بوعي صاحٍ. لقد أراد الأسد أن يسطو بالخوف على أولئك المسيحيين بزمجرته لكيما يقولوا: "الأمر أصبح مستحيلاً. إنه لا يحق لنا أن نستمر بالكرازة بالكلمة. إن الأمر خطير بأن </w:t>
-      </w:r>
-      <w:r>
-        <w:rPr>
-          <w:rFonts w:hint="cs"/>
-          <w:rtl/>
-        </w:rPr>
-        <w:t>ن</w:t>
-      </w:r>
-      <w:r>
-        <w:rPr>
-          <w:rFonts w:hint="cs"/>
-          <w:rtl/>
-        </w:rPr>
-        <w:t>شهد عن الرب يسوع. إنه سيؤدي إلى اضطهادات؛ فإننا سنحصد عداوة واحتقار، وسنخسر أموالنا وأملاكنا، وحتى حياتنا</w:t>
-      </w:r>
-      <w:r>
-        <w:rPr>
-          <w:rFonts w:hint="cs"/>
-          <w:rtl/>
-        </w:rPr>
-        <w:t>." لكن هذا لن يكون رد فعل جيد. إنهم ما كان عليهم أن يسهروا لحماية حياتهم. إن الرسول أنذرهم بدلاً من ذلك: "قاوموه راسخين" (عدد 9). لقد كان عليهم أن يحترسوا بأن لا يتوقفوا عن نشر الإنجيل بالخوف على حياتهم.</w:t>
-      </w:r>
-    </w:p>
-    <w:p>
-      <w:pPr>
-        <w:rPr>
-          <w:rtl/>
-        </w:rPr>
-      </w:pPr>
-      <w:r>
-        <w:rPr>
-          <w:rFonts w:hint="cs"/>
-          <w:rtl/>
-        </w:rPr>
-        <w:t>إن هذا الأسد كان قد زمجر في أورشليم أيضًا. بطرس ويوحنا كانا مهددين بصورة شديدة، "</w:t>
-      </w:r>
-      <w:r>
-        <w:rPr>
-          <w:rtl/>
-        </w:rPr>
-        <w:t xml:space="preserve"> أَنْ لاَ يُكَلِّمَا أَحَدًا مِنَ النَّاسِ فِيمَا بَعْدُ بِهذَا الاسْمِ</w:t>
-      </w:r>
-      <w:r>
-        <w:rPr>
-          <w:rFonts w:hint="cs"/>
-          <w:rtl/>
-        </w:rPr>
-        <w:t>" (أعمال الرسل 4: 17). لكن ما الذي فعلاه هذان الشاهدان جبارا البأس؟ هما ذهبا إلى خاصتهم وصلوا جميعهم معًا: "</w:t>
-      </w:r>
-      <w:r>
-        <w:rPr>
-          <w:rtl/>
-        </w:rPr>
-        <w:t xml:space="preserve"> وَالآنَ يَارَبُّ، انْظُرْ إِلَى تَهْدِيدَاتِهِمْ، وَامْنَحْ عَبِيدَكَ أَنْ يَتَكَلَّمُوا بِكَلاَمِكَ بِكُلِّ مُجَاهَرَةٍ،  </w:t>
-      </w:r>
-      <w:r>
-        <w:rPr>
-          <w:rFonts w:hint="cs"/>
-          <w:rtl/>
-        </w:rPr>
-        <w:t xml:space="preserve">... </w:t>
-      </w:r>
-      <w:r>
-        <w:rPr>
-          <w:rtl/>
-        </w:rPr>
-        <w:t>وَلَمَّا صَلَّوْا تَزَعْزَعَ الْمَكَانُ الَّذِي كَانُوا مُجْتَمِعِينَ فِيهِ، وَامْتَلأَ الْجَمِيعُ مِنَ الرُّوحِ الْقُدُسِ، وَكَانُوا يَتَكَلَّمُونَ بِكَلاَمِ اللهِ بِمُجَاهَرَةٍ. ».</w:t>
-      </w:r>
-      <w:r>
-        <w:rPr>
-          <w:rFonts w:hint="cs"/>
-          <w:rtl/>
-        </w:rPr>
-        <w:t xml:space="preserve"> (الأعداد 29 و 31). هم سهروا وصلوا. كنتيجة لهذا الأمر قاوموا العدو ومقاصده الأسيفة بقوة الروح القدس.</w:t>
-      </w:r>
-    </w:p>
-    <w:p>
-      <w:pPr>
-        <w:rPr>
-          <w:rtl/>
-        </w:rPr>
-      </w:pPr>
-      <w:r>
-        <w:rPr>
-          <w:rFonts w:hint="cs"/>
-          <w:rtl/>
-        </w:rPr>
-        <w:t>في أحيائنا اليوم لا نسمع كثيرًا عن "أسد مزمجر"</w:t>
-      </w:r>
-      <w:r>
-        <w:rPr>
-          <w:rFonts w:hint="cs"/>
-          <w:rtl/>
-        </w:rPr>
-        <w:t>. الشهادة الأمينة لا تخاطر بحياتها ولا بخسارة أملاكها، وإنا فقط بالقليل من العار من أجل يسوع ... لكن هل هذا يكفينا بأن نمد الأسلحة ونسكت؟ هل ننام؟ إن هذا لا يجوز! دعونا نسهر ونصلي ونقاوم بصورة دائمة مقاصد العدو! عندها سيحدث معنا ما قد حدث مع أولئك الشهود الأمناء: "</w:t>
-      </w:r>
-      <w:r>
-        <w:rPr>
-          <w:rtl/>
-        </w:rPr>
-        <w:t xml:space="preserve"> 41 وَأَمَّا هُمْ فَذَهَبُوا فَرِحِينَ مِنْ أَمَامِ الْمَجْمَعِ، لأَنَّهُمْ حُسِبُوا مُسْتَأْهِلِينَ أَنْ يُهَانُوا مِنْ أَجْلِ اسْمِهِ.</w:t>
-      </w:r>
-      <w:r>
-        <w:rPr>
-          <w:rFonts w:hint="cs"/>
-          <w:rtl/>
-        </w:rPr>
-        <w:t>" (أعمال الرسل 5: 41).</w:t>
-      </w:r>
-    </w:p>
-    <w:p>
-      <w:pPr>
-        <w:rPr>
-          <w:rtl/>
-        </w:rPr>
-      </w:pPr>
-      <w:r>
-        <w:rPr>
-          <w:rFonts w:hint="cs"/>
-          <w:rtl/>
-        </w:rPr>
-        <w:t xml:space="preserve">إبليس يجول </w:t>
-      </w:r>
-      <w:r>
-        <w:rPr>
-          <w:rtl/>
-        </w:rPr>
-        <w:t>–</w:t>
-      </w:r>
-      <w:r>
-        <w:rPr>
-          <w:rFonts w:hint="cs"/>
-          <w:rtl/>
-        </w:rPr>
-        <w:t xml:space="preserve"> كحية مخادعة</w:t>
-      </w:r>
-    </w:p>
-    <w:p>
-      <w:pPr>
-        <w:rPr>
-          <w:rtl/>
-        </w:rPr>
-      </w:pPr>
-      <w:r>
-        <w:rPr>
-          <w:rFonts w:hint="cs"/>
-          <w:rtl/>
-        </w:rPr>
-        <w:t xml:space="preserve">إبليس لا ينام أبدًا. خصمنا سهران باستمرار. هو "يجول في كل الأرض" و "يتجول </w:t>
-      </w:r>
-      <w:r>
-        <w:rPr>
-          <w:rFonts w:hint="cs"/>
-          <w:rtl/>
-        </w:rPr>
-        <w:t>فيها</w:t>
-      </w:r>
-      <w:r>
-        <w:rPr>
-          <w:rFonts w:hint="cs"/>
-          <w:rtl/>
-        </w:rPr>
-        <w:t>". هو يضع عينه على المؤمنين، كما فعل مع أيوب، وهو يعلم بخبرة آلاف السنين كيف يوقعهم في الفخ. هو يمكنه أن يغيّر نفسه لأجل هذه الغاية. إن لم يصل لغايته كأسد مزمجر، فربما سيأتي كـ"نبي كاذب في لباس الخراف" أو "كحية" مخادعة. يا له من خطر لنا! كيف سنواجهه؟</w:t>
-      </w:r>
-    </w:p>
-    <w:p>
-      <w:pPr>
-        <w:rPr>
-          <w:rtl/>
-        </w:rPr>
-      </w:pPr>
-      <w:r>
-        <w:rPr>
-          <w:rFonts w:hint="cs"/>
-          <w:rtl/>
-        </w:rPr>
-        <w:t>أول زوج</w:t>
-      </w:r>
-      <w:r>
-        <w:rPr>
-          <w:rFonts w:hint="cs"/>
-          <w:rtl/>
-        </w:rPr>
-        <w:t xml:space="preserve"> كانت مهمته بأن "يفلح الجنة ويحفظها" (تكوين 2: 15). نحن لا نعلم كم من الأيام </w:t>
-      </w:r>
-      <w:r>
-        <w:rPr>
-          <w:rFonts w:hint="cs"/>
-          <w:rtl/>
-        </w:rPr>
-        <w:t>قاما</w:t>
-      </w:r>
-      <w:r>
-        <w:rPr>
-          <w:rFonts w:hint="cs"/>
-          <w:rtl/>
-        </w:rPr>
-        <w:t xml:space="preserve"> بذلك </w:t>
-      </w:r>
-      <w:r>
-        <w:rPr>
-          <w:rFonts w:hint="cs"/>
-          <w:rtl/>
-        </w:rPr>
-        <w:t>بأمانة</w:t>
-      </w:r>
-      <w:r>
-        <w:rPr>
-          <w:rFonts w:hint="cs"/>
-          <w:rtl/>
-        </w:rPr>
-        <w:t>، وحتى متى كانت متجهة أشواقهما في مخافة لله واعتماد على الله الخالق، الذي أظهر لهما ذاته بلُطف لا حد له. آهٍ، عندما يحيد القلب عنه فالأمر لن يطول حتى تزل القدمان عن وصاياه!</w:t>
-      </w:r>
-    </w:p>
-    <w:p>
-      <w:pPr>
-        <w:rPr>
-          <w:rtl/>
-        </w:rPr>
-      </w:pPr>
-      <w:r>
-        <w:rPr>
-          <w:rFonts w:hint="cs"/>
-          <w:rtl/>
-        </w:rPr>
-        <w:t>إبليس في هيئته كالحية المليئة بالمكايد زحفت إلى الجنة باختلاس (تكوين 3). ولم يُسمَع لها صوت عند إتيانها. هي أتت في تمويه دقيق. ومَن وجدت أمامها؟ حواءً وآدمًا لم يسهرا. لأجل ذلك نجحت في قلب كلمة الله وزرع عدم الثقة في الله واشتهاء الثمر المحرّم في القلب. وبالتالي أغوتهما كليهما للعصيان على وصية كان الله قد أوصاهم</w:t>
-      </w:r>
-      <w:r>
-        <w:rPr>
-          <w:rFonts w:hint="cs"/>
-          <w:rtl/>
-        </w:rPr>
-        <w:t>ا</w:t>
-      </w:r>
-      <w:r>
-        <w:rPr>
-          <w:rFonts w:hint="cs"/>
-          <w:rtl/>
-        </w:rPr>
-        <w:t xml:space="preserve"> بها. كم كانت نتائج ضعفهما رهيبة</w:t>
-      </w:r>
-      <w:r>
-        <w:rPr>
-          <w:rFonts w:hint="cs"/>
-          <w:rtl/>
-        </w:rPr>
-        <w:t xml:space="preserve">! هم انتزعا وراءهما كل النسل البشري نحو هاوية الخطية والهلاك! "قليل نوم، قليل نعاس، قليلاً من طي اليدين لنوال الراحة </w:t>
-      </w:r>
-      <w:r>
-        <w:rPr>
-          <w:rtl/>
-        </w:rPr>
-        <w:t>–</w:t>
-      </w:r>
-      <w:r>
-        <w:rPr>
-          <w:rFonts w:hint="cs"/>
-          <w:rtl/>
-        </w:rPr>
-        <w:t xml:space="preserve"> وفقرك يأتيك مهرولاً، وعوزك كرجل متسلح" (أمثال 24: 33، 34). "</w:t>
-      </w:r>
-      <w:r>
-        <w:rPr>
-          <w:rtl/>
-        </w:rPr>
-        <w:t>نَوْمٌ قَلِيلٌ بَعْدُ نُعَاسٌ قَلِيلٌ، وَطَيُّ الْيَدَيْنِ قَلِيلاً لِلرُّقُودِ،  34 فَيَأْتِي فَقْرُكَ كَعَدَّاءٍ وَعَوَزُكَ كَغَازٍ.</w:t>
-      </w:r>
-      <w:r>
-        <w:rPr>
-          <w:rFonts w:hint="cs"/>
-          <w:rtl/>
-        </w:rPr>
-        <w:t>"</w:t>
-      </w:r>
-    </w:p>
-    <w:p>
-      <w:pPr>
-        <w:rPr>
-          <w:rtl/>
-        </w:rPr>
-      </w:pPr>
-      <w:r>
-        <w:rPr>
-          <w:rFonts w:hint="cs"/>
-          <w:rtl/>
-        </w:rPr>
-        <w:t>نشكر الله! فالمفدي هو "في المسيح" منتشل من أعماق الهاوية ونُقل إلى السمويات. إنه وُهبت له كل البركات السماوية، بركات تفوق إلى حد بعيد ما قد عرفه آدم في أيام براءته. (انظر أفسس 1 و 2).</w:t>
-      </w:r>
-    </w:p>
-    <w:p>
-      <w:pPr>
-        <w:rPr>
-          <w:rtl/>
-        </w:rPr>
-      </w:pPr>
-      <w:r>
-        <w:rPr>
-          <w:rFonts w:hint="cs"/>
-          <w:rtl/>
-        </w:rPr>
-        <w:t>إبليس ليس بمقدوره أن يحرم أي مؤمن، ولا حتى أصغرهم وأضعفهم من هذه البركات السماوية. لكنه يقدر أن يُدخلهم في حيرة وأن يثير بينهم تعاليمًا كاذبة، بحيث أنهم لا يعودون يتمتعوا بها.</w:t>
-      </w:r>
-      <w:r>
-        <w:rPr>
-          <w:rFonts w:hint="cs"/>
-          <w:rtl/>
-        </w:rPr>
-        <w:t xml:space="preserve"> وهذا ما يسعى إليه. إنه يهين بالتالي كرامة الله، كما وكرامة المفدي وجميع الذين كانوا سيتباركون </w:t>
-      </w:r>
-      <w:hyperlink r:id="rId5" w:anchor=":~:text=gesegnet%20werden%20k%C3%B6nnen.-,So%20haben%20denn,-auch%20wir%20fortgesetzt" w:history="1">
-        <w:r>
-          <w:rPr>
-            <w:rStyle w:val="Hyperlink"/>
-            <w:rFonts w:hint="cs"/>
-            <w:rtl/>
-          </w:rPr>
-          <w:t>به</w:t>
-        </w:r>
-      </w:hyperlink>
-      <w:r>
-        <w:rPr>
-          <w:rFonts w:hint="cs"/>
-          <w:rtl/>
-        </w:rPr>
-        <w:t>.</w:t>
-      </w:r>
-    </w:p>
-    <w:p/>
     <w:sectPr>
       <w:pgSz w:w="11906" w:h="16838"/>
-      <w:pgMar w:top="1440" w:right="1440" w:bottom="1440" w:left="1440" w:header="708" w:footer="708" w:gutter="0"/>
+      <w:pgMar w:top="1440" w:right="1800" w:bottom="1440" w:left="1800" w:header="708" w:footer="708" w:gutter="0"/>
       <w:cols w:space="708"/>
+      <w:bidi/>
+      <w:rtlGutter/>
       <w:docGrid w:linePitch="360"/>
     </w:sectPr>
   </w:body>
@@ -598,14 +221,14 @@
 </file>
 
 <file path=word/styles.xml><?xml version="1.0" encoding="utf-8"?>
-<w:styles xmlns:mc="http://schemas.openxmlformats.org/markup-compatibility/2006" xmlns:r="http://schemas.openxmlformats.org/officeDocument/2006/relationships" xmlns:w="http://schemas.openxmlformats.org/wordprocessingml/2006/main" xmlns:w14="http://schemas.microsoft.com/office/word/2010/wordml" xmlns:w15="http://schemas.microsoft.com/office/word/2012/wordml" xmlns:w16cex="http://schemas.microsoft.com/office/word/2018/wordml/cex" xmlns:w16cid="http://schemas.microsoft.com/office/word/2016/wordml/cid" xmlns:w16="http://schemas.microsoft.com/office/word/2018/wordml" xmlns:w16sdtdh="http://schemas.microsoft.com/office/word/2020/wordml/sdtdatahash" xmlns:w16se="http://schemas.microsoft.com/office/word/2015/wordml/symex" mc:Ignorable="w14 w15 w16se w16cid w16 w16cex w16sdtdh">
+<w:styles xmlns:mc="http://schemas.openxmlformats.org/markup-compatibility/2006" xmlns:r="http://schemas.openxmlformats.org/officeDocument/2006/relationships" xmlns:w="http://schemas.openxmlformats.org/wordprocessingml/2006/main" xmlns:w14="http://schemas.microsoft.com/office/word/2010/wordml" xmlns:w15="http://schemas.microsoft.com/office/word/2012/wordml" xmlns:w16cid="http://schemas.microsoft.com/office/word/2016/wordml/cid" xmlns:w16se="http://schemas.microsoft.com/office/word/2015/wordml/symex" mc:Ignorable="w14 w15 w16se w16cid">
   <w:docDefaults>
     <w:rPrDefault>
       <w:rPr>
         <w:rFonts w:ascii="Sakkal Majalla" w:eastAsiaTheme="minorHAnsi" w:hAnsi="Sakkal Majalla" w:cs="Sakkal Majalla"/>
         <w:sz w:val="28"/>
         <w:szCs w:val="28"/>
-        <w:lang w:eastAsia="en-US" w:bidi="he-IL"/>
+        <w:lang w:val="en-US" w:eastAsia="en-US" w:bidi="ar-SA"/>
       </w:rPr>
     </w:rPrDefault>
     <w:pPrDefault>
@@ -999,7 +622,7 @@
     <w:qFormat/>
     <w:rPr>
       <w:noProof/>
-      <w:lang w:bidi="ar-LB"/>
+      <w:lang w:bidi="ar-EG"/>
     </w:rPr>
   </w:style>
   <w:style w:type="character" w:default="1" w:styleId="DefaultParagraphFont">
@@ -1034,7 +657,7 @@
     <w:basedOn w:val="DefaultParagraphFont"/>
     <w:uiPriority w:val="99"/>
     <w:unhideWhenUsed/>
-    <w:rsid w:val="00F70838"/>
+    <w:rsid w:val="000A0ECE"/>
     <w:rPr>
       <w:color w:val="0563C1" w:themeColor="hyperlink"/>
       <w:u w:val="single"/>
@@ -1046,22 +669,10 @@
     <w:uiPriority w:val="99"/>
     <w:semiHidden/>
     <w:unhideWhenUsed/>
-    <w:rsid w:val="00F70838"/>
+    <w:rsid w:val="000A0ECE"/>
     <w:rPr>
       <w:color w:val="605E5C"/>
       <w:shd w:val="clear" w:color="auto" w:fill="E1DFDD"/>
-    </w:rPr>
-  </w:style>
-  <w:style w:type="character" w:styleId="FollowedHyperlink">
-    <w:name w:val="FollowedHyperlink"/>
-    <w:basedOn w:val="DefaultParagraphFont"/>
-    <w:uiPriority w:val="99"/>
-    <w:semiHidden/>
-    <w:unhideWhenUsed/>
-    <w:rsid w:val="00962EB1"/>
-    <w:rPr>
-      <w:color w:val="954F72" w:themeColor="followedHyperlink"/>
-      <w:u w:val="single"/>
     </w:rPr>
   </w:style>
 </w:styles>
